--- a/output/Emaan_Zafar_Resume_Artificial_Intelligence_Engineer.docx
+++ b/output/Emaan_Zafar_Resume_Artificial_Intelligence_Engineer.docx
@@ -225,7 +225,7 @@
       </w:pPr>
       <w:r>
         <w:rPr/>
-        <w:t>AI Intern - Remote, AU (at VERTICITI)</w:t>
+        <w:t>AI Engineer (Remote, Europe)</w:t>
       </w:r>
       <w:r>
         <w:rPr>
@@ -255,7 +255,7 @@
           <w:b/>
           <w:sz w:val="20"/>
         </w:rPr>
-        <w:t>Collaborated</w:t>
+        <w:t>Senior</w:t>
       </w:r>
       <w:r>
         <w:rPr>
@@ -270,7 +270,7 @@
           <w:b/>
           <w:sz w:val="20"/>
         </w:rPr>
-        <w:t>on</w:t>
+        <w:t>ML/AI</w:t>
       </w:r>
       <w:r>
         <w:rPr>
@@ -285,7 +285,7 @@
           <w:b/>
           <w:sz w:val="20"/>
         </w:rPr>
-        <w:t>the</w:t>
+        <w:t>Engineer</w:t>
       </w:r>
       <w:r>
         <w:rPr>
@@ -301,7 +301,7 @@
           <w:spacing w:val="-2"/>
           <w:sz w:val="20"/>
         </w:rPr>
-        <w:t>optimization of LLM inference processes, leveraging VLLM and CUDA for efficient GPU utilization.</w:t>
+        <w:t>with expertise in shipping AI systems to production.</w:t>
       </w:r>
     </w:p>
     <w:p>
@@ -325,7 +325,7 @@
         <w:rPr>
           <w:sz w:val="20"/>
         </w:rPr>
-        <w:t>Developed</w:t>
+        <w:t>Designed</w:t>
       </w:r>
       <w:r>
         <w:rPr>
@@ -377,7 +377,7 @@
         <w:rPr>
           <w:sz w:val="20"/>
         </w:rPr>
-        <w:t>ML</w:t>
+        <w:t>AI</w:t>
       </w:r>
       <w:r>
         <w:rPr>
@@ -416,20 +416,20 @@
         <w:rPr>
           <w:sz w:val="20"/>
         </w:rPr>
-        <w:t>AI-driven</w:t>
-      </w:r>
-      <w:r>
-        <w:rPr>
-          <w:spacing w:val="-5"/>
-          <w:sz w:val="20"/>
-        </w:rPr>
-        <w:t xml:space="preserve"> </w:t>
-      </w:r>
-      <w:r>
-        <w:rPr>
-          <w:sz w:val="20"/>
-        </w:rPr>
-        <w:t>solutions</w:t>
+        <w:t>client-facing</w:t>
+      </w:r>
+      <w:r>
+        <w:rPr>
+          <w:spacing w:val="-5"/>
+          <w:sz w:val="20"/>
+        </w:rPr>
+        <w:t xml:space="preserve"> </w:t>
+      </w:r>
+      <w:r>
+        <w:rPr>
+          <w:sz w:val="20"/>
+        </w:rPr>
+        <w:t>products</w:t>
       </w:r>
       <w:r>
         <w:rPr>
@@ -494,7 +494,14 @@
         <w:rPr>
           <w:sz w:val="20"/>
         </w:rPr>
-        <w:t>scikit-learn.</w:t>
+        <w:t>scikit-learn,</w:t>
+      </w:r>
+      <w:r>
+        <w:rPr>
+          <w:spacing w:val="-2"/>
+          <w:sz w:val="20"/>
+        </w:rPr>
+        <w:t>driving measurable impact.</w:t>
       </w:r>
     </w:p>
     <w:p>
@@ -518,7 +525,7 @@
         <w:rPr>
           <w:sz w:val="20"/>
         </w:rPr>
-        <w:t>Designed</w:t>
+        <w:t>Built</w:t>
       </w:r>
       <w:r>
         <w:rPr>
@@ -531,7 +538,7 @@
         <w:rPr>
           <w:sz w:val="20"/>
         </w:rPr>
-        <w:t>context-aware</w:t>
+        <w:t>RAG-powered</w:t>
       </w:r>
       <w:r>
         <w:rPr>
@@ -544,7 +551,7 @@
         <w:rPr>
           <w:sz w:val="20"/>
         </w:rPr>
-        <w:t>enterprise</w:t>
+        <w:t>knowledge</w:t>
       </w:r>
       <w:r>
         <w:rPr>
@@ -557,7 +564,7 @@
         <w:rPr>
           <w:sz w:val="20"/>
         </w:rPr>
-        <w:t>search</w:t>
+        <w:t>retrieval</w:t>
       </w:r>
       <w:r>
         <w:rPr>
@@ -583,7 +590,7 @@
         <w:rPr>
           <w:sz w:val="20"/>
         </w:rPr>
-        <w:t>powered</w:t>
+        <w:t>at</w:t>
       </w:r>
       <w:r>
         <w:rPr>
@@ -596,7 +603,7 @@
         <w:rPr>
           <w:sz w:val="20"/>
         </w:rPr>
-        <w:t>by</w:t>
+        <w:t>scale</w:t>
       </w:r>
       <w:r>
         <w:rPr>
@@ -609,7 +616,7 @@
         <w:rPr>
           <w:sz w:val="20"/>
         </w:rPr>
-        <w:t>RAG</w:t>
+        <w:t>using</w:t>
       </w:r>
       <w:r>
         <w:rPr>
@@ -622,7 +629,7 @@
         <w:rPr>
           <w:sz w:val="20"/>
         </w:rPr>
-        <w:t>frameworks,</w:t>
+        <w:t>LangChain,</w:t>
       </w:r>
       <w:r>
         <w:rPr>
@@ -635,7 +642,7 @@
         <w:rPr>
           <w:sz w:val="20"/>
         </w:rPr>
-        <w:t>integrating</w:t>
+        <w:t>FAISS,</w:t>
       </w:r>
       <w:r>
         <w:rPr>
@@ -648,7 +655,7 @@
         <w:rPr>
           <w:sz w:val="20"/>
         </w:rPr>
-        <w:t>LangChain, FAISS, and ChromaDB.</w:t>
+        <w:t>and ChromaDB for enterprise-grade contextual search.</w:t>
       </w:r>
     </w:p>
     <w:p>
@@ -685,33 +692,33 @@
         <w:rPr>
           <w:sz w:val="20"/>
         </w:rPr>
-        <w:t>LLM-based</w:t>
-      </w:r>
-      <w:r>
-        <w:rPr>
-          <w:spacing w:val="-5"/>
-          <w:sz w:val="20"/>
-        </w:rPr>
-        <w:t xml:space="preserve"> </w:t>
-      </w:r>
-      <w:r>
-        <w:rPr>
-          <w:sz w:val="20"/>
-        </w:rPr>
-        <w:t>automation</w:t>
-      </w:r>
-      <w:r>
-        <w:rPr>
-          <w:spacing w:val="-5"/>
-          <w:sz w:val="20"/>
-        </w:rPr>
-        <w:t xml:space="preserve"> </w:t>
-      </w:r>
-      <w:r>
-        <w:rPr>
-          <w:sz w:val="20"/>
-        </w:rPr>
-        <w:t>workflows</w:t>
+        <w:t>AI</w:t>
+      </w:r>
+      <w:r>
+        <w:rPr>
+          <w:spacing w:val="-5"/>
+          <w:sz w:val="20"/>
+        </w:rPr>
+        <w:t xml:space="preserve"> </w:t>
+      </w:r>
+      <w:r>
+        <w:rPr>
+          <w:sz w:val="20"/>
+        </w:rPr>
+        <w:t>workflow</w:t>
+      </w:r>
+      <w:r>
+        <w:rPr>
+          <w:spacing w:val="-5"/>
+          <w:sz w:val="20"/>
+        </w:rPr>
+        <w:t xml:space="preserve"> </w:t>
+      </w:r>
+      <w:r>
+        <w:rPr>
+          <w:sz w:val="20"/>
+        </w:rPr>
+        <w:t>automations</w:t>
       </w:r>
       <w:r>
         <w:rPr>
@@ -802,7 +809,7 @@
         <w:rPr>
           <w:sz w:val="20"/>
         </w:rPr>
-        <w:t>Transformers, ensuring seamless API and database integration.</w:t>
+        <w:t>Transformers, integrating seamlessly with APIs and databases.</w:t>
       </w:r>
     </w:p>
     <w:p>
@@ -852,7 +859,7 @@
         <w:rPr>
           <w:sz w:val="20"/>
         </w:rPr>
-        <w:t>LLMs</w:t>
+        <w:t>models</w:t>
       </w:r>
       <w:r>
         <w:rPr>
@@ -956,20 +963,20 @@
         <w:rPr>
           <w:sz w:val="20"/>
         </w:rPr>
-        <w:t>achieving</w:t>
-      </w:r>
-      <w:r>
-        <w:rPr>
-          <w:spacing w:val="-4"/>
-          <w:sz w:val="20"/>
-        </w:rPr>
-        <w:t xml:space="preserve"> </w:t>
-      </w:r>
-      <w:r>
-        <w:rPr>
-          <w:sz w:val="20"/>
-        </w:rPr>
-        <w:t>cost-effective alternatives to hosted models.</w:t>
+        <w:t>optimizing</w:t>
+      </w:r>
+      <w:r>
+        <w:rPr>
+          <w:spacing w:val="-4"/>
+          <w:sz w:val="20"/>
+        </w:rPr>
+        <w:t xml:space="preserve"> </w:t>
+      </w:r>
+      <w:r>
+        <w:rPr>
+          <w:sz w:val="20"/>
+        </w:rPr>
+        <w:t>costs and performance over hosted solutions.</w:t>
       </w:r>
     </w:p>
     <w:p>
@@ -993,7 +1000,7 @@
         <w:rPr>
           <w:sz w:val="20"/>
         </w:rPr>
-        <w:t>Containerized</w:t>
+        <w:t>Deployed</w:t>
       </w:r>
       <w:r>
         <w:rPr>
@@ -1006,7 +1013,7 @@
         <w:rPr>
           <w:sz w:val="20"/>
         </w:rPr>
-        <w:t>AI</w:t>
+        <w:t>fine-tuned</w:t>
       </w:r>
       <w:r>
         <w:rPr>
@@ -1019,7 +1026,7 @@
         <w:rPr>
           <w:sz w:val="20"/>
         </w:rPr>
-        <w:t>services</w:t>
+        <w:t>models</w:t>
       </w:r>
       <w:r>
         <w:rPr>
@@ -1045,7 +1052,7 @@
         <w:rPr>
           <w:sz w:val="20"/>
         </w:rPr>
-        <w:t>Docker</w:t>
+        <w:t>VLLM,</w:t>
       </w:r>
       <w:r>
         <w:rPr>
@@ -1058,7 +1065,7 @@
         <w:rPr>
           <w:sz w:val="20"/>
         </w:rPr>
-        <w:t>and</w:t>
+        <w:t>achieving</w:t>
       </w:r>
       <w:r>
         <w:rPr>
@@ -1071,7 +1078,7 @@
         <w:rPr>
           <w:sz w:val="20"/>
         </w:rPr>
-        <w:t>deployed</w:t>
+        <w:t>efficient</w:t>
       </w:r>
       <w:r>
         <w:rPr>
@@ -1084,7 +1091,7 @@
         <w:rPr>
           <w:sz w:val="20"/>
         </w:rPr>
-        <w:t>on</w:t>
+        <w:t>GPU</w:t>
       </w:r>
       <w:r>
         <w:rPr>
@@ -1097,7 +1104,7 @@
         <w:rPr>
           <w:sz w:val="20"/>
         </w:rPr>
-        <w:t>AWS</w:t>
+        <w:t>utilization</w:t>
       </w:r>
       <w:r>
         <w:rPr>
@@ -1110,7 +1117,7 @@
         <w:rPr>
           <w:sz w:val="20"/>
         </w:rPr>
-        <w:t>ECS/ECR</w:t>
+        <w:t>through</w:t>
       </w:r>
       <w:r>
         <w:rPr>
@@ -1124,7 +1131,7 @@
           <w:spacing w:val="-2"/>
           <w:sz w:val="20"/>
         </w:rPr>
-        <w:t>using CI/CD pipelines for scalable cloud-based solutions.</w:t>
+        <w:t>CUDA optimization.</w:t>
       </w:r>
     </w:p>
     <w:p>
@@ -1148,7 +1155,7 @@
         <w:rPr>
           <w:sz w:val="20"/>
         </w:rPr>
-        <w:t>Contributed</w:t>
+        <w:t>Containerized</w:t>
       </w:r>
       <w:r>
         <w:rPr>
@@ -1161,7 +1168,7 @@
         <w:rPr>
           <w:sz w:val="20"/>
         </w:rPr>
-        <w:t>to</w:t>
+        <w:t>AI</w:t>
       </w:r>
       <w:r>
         <w:rPr>
@@ -1174,7 +1181,7 @@
         <w:rPr>
           <w:sz w:val="20"/>
         </w:rPr>
-        <w:t>AI</w:t>
+        <w:t>services</w:t>
       </w:r>
       <w:r>
         <w:rPr>
@@ -1187,7 +1194,7 @@
         <w:rPr>
           <w:sz w:val="20"/>
         </w:rPr>
-        <w:t>projects</w:t>
+        <w:t>with</w:t>
       </w:r>
       <w:r>
         <w:rPr>
@@ -1200,7 +1207,7 @@
         <w:rPr>
           <w:sz w:val="20"/>
         </w:rPr>
-        <w:t>by</w:t>
+        <w:t>Docker</w:t>
       </w:r>
       <w:r>
         <w:rPr>
@@ -1213,7 +1220,7 @@
         <w:rPr>
           <w:sz w:val="20"/>
         </w:rPr>
-        <w:t>creating</w:t>
+        <w:t>and</w:t>
       </w:r>
       <w:r>
         <w:rPr>
@@ -1226,7 +1233,7 @@
         <w:rPr>
           <w:sz w:val="20"/>
         </w:rPr>
-        <w:t>agentic</w:t>
+        <w:t>deployed</w:t>
       </w:r>
       <w:r>
         <w:rPr>
@@ -1239,7 +1246,7 @@
         <w:rPr>
           <w:sz w:val="20"/>
         </w:rPr>
-        <w:t>workflows</w:t>
+        <w:t>on</w:t>
       </w:r>
       <w:r>
         <w:rPr>
@@ -1252,7 +1259,7 @@
         <w:rPr>
           <w:sz w:val="20"/>
         </w:rPr>
-        <w:t>with</w:t>
+        <w:t>AWS</w:t>
       </w:r>
       <w:r>
         <w:rPr>
@@ -1265,7 +1272,7 @@
         <w:rPr>
           <w:sz w:val="20"/>
         </w:rPr>
-        <w:t>LangChain</w:t>
+        <w:t>ECS/ECR</w:t>
       </w:r>
       <w:r>
         <w:rPr>
@@ -1278,7 +1285,7 @@
         <w:rPr>
           <w:sz w:val="20"/>
         </w:rPr>
-        <w:t>Agents,</w:t>
+        <w:t>using</w:t>
       </w:r>
       <w:r>
         <w:rPr>
@@ -1292,7 +1299,7 @@
           <w:spacing w:val="-2"/>
           <w:sz w:val="20"/>
         </w:rPr>
-        <w:t>enabling autonomous task execution via APIs and Slack.</w:t>
+        <w:t>CI/CD pipelines for scalable production environments.</w:t>
       </w:r>
     </w:p>
     <w:p>
@@ -1329,46 +1336,7 @@
         <w:rPr>
           <w:sz w:val="20"/>
         </w:rPr>
-        <w:t>frameworks</w:t>
-      </w:r>
-      <w:r>
-        <w:rPr>
-          <w:spacing w:val="-4"/>
-          <w:sz w:val="20"/>
-        </w:rPr>
-        <w:t xml:space="preserve"> </w:t>
-      </w:r>
-      <w:r>
-        <w:rPr>
-          <w:sz w:val="20"/>
-        </w:rPr>
-        <w:t>for</w:t>
-      </w:r>
-      <w:r>
-        <w:rPr>
-          <w:spacing w:val="-4"/>
-          <w:sz w:val="20"/>
-        </w:rPr>
-        <w:t xml:space="preserve"> </w:t>
-      </w:r>
-      <w:r>
-        <w:rPr>
-          <w:sz w:val="20"/>
-        </w:rPr>
-        <w:t>prompt</w:t>
-      </w:r>
-      <w:r>
-        <w:rPr>
-          <w:spacing w:val="-4"/>
-          <w:sz w:val="20"/>
-        </w:rPr>
-        <w:t xml:space="preserve"> </w:t>
-      </w:r>
-      <w:r>
-        <w:rPr>
-          <w:sz w:val="20"/>
-        </w:rPr>
-        <w:t>engineering</w:t>
+        <w:t>agent</w:t>
       </w:r>
       <w:r>
         <w:rPr>
@@ -1394,98 +1362,137 @@
         <w:rPr>
           <w:sz w:val="20"/>
         </w:rPr>
-        <w:t>LLM</w:t>
-      </w:r>
-      <w:r>
-        <w:rPr>
-          <w:spacing w:val="-4"/>
-          <w:sz w:val="20"/>
-        </w:rPr>
-        <w:t xml:space="preserve"> </w:t>
-      </w:r>
-      <w:r>
-        <w:rPr>
-          <w:sz w:val="20"/>
-        </w:rPr>
-        <w:t>evaluation</w:t>
-      </w:r>
-      <w:r>
-        <w:rPr>
-          <w:spacing w:val="-4"/>
-          <w:sz w:val="20"/>
-        </w:rPr>
-        <w:t xml:space="preserve"> </w:t>
-      </w:r>
-      <w:r>
-        <w:rPr>
-          <w:sz w:val="20"/>
-        </w:rPr>
-        <w:t>to</w:t>
-      </w:r>
-      <w:r>
-        <w:rPr>
-          <w:spacing w:val="-4"/>
-          <w:sz w:val="20"/>
-        </w:rPr>
-        <w:t xml:space="preserve"> </w:t>
-      </w:r>
-      <w:r>
-        <w:rPr>
-          <w:sz w:val="20"/>
-        </w:rPr>
-        <w:t>enhance</w:t>
-      </w:r>
-      <w:r>
-        <w:rPr>
-          <w:spacing w:val="-4"/>
-          <w:sz w:val="20"/>
-        </w:rPr>
-        <w:t xml:space="preserve"> </w:t>
-      </w:r>
-      <w:r>
-        <w:rPr>
-          <w:sz w:val="20"/>
-        </w:rPr>
-        <w:t>production-grade</w:t>
-      </w:r>
-      <w:r>
-        <w:rPr>
-          <w:spacing w:val="-4"/>
-          <w:sz w:val="20"/>
-        </w:rPr>
-        <w:t xml:space="preserve"> </w:t>
-      </w:r>
-      <w:r>
-        <w:rPr>
-          <w:sz w:val="20"/>
-        </w:rPr>
-        <w:t>generative</w:t>
-      </w:r>
-      <w:r>
-        <w:rPr>
-          <w:spacing w:val="-4"/>
-          <w:sz w:val="20"/>
-        </w:rPr>
-        <w:t xml:space="preserve"> </w:t>
-      </w:r>
-      <w:r>
-        <w:rPr>
-          <w:sz w:val="20"/>
-        </w:rPr>
-        <w:t>AI</w:t>
-      </w:r>
-      <w:r>
-        <w:rPr>
-          <w:spacing w:val="-4"/>
-          <w:sz w:val="20"/>
-        </w:rPr>
-        <w:t xml:space="preserve"> </w:t>
-      </w:r>
-      <w:r>
-        <w:rPr>
-          <w:sz w:val="20"/>
-        </w:rPr>
-        <w:t>systems.</w:t>
+        <w:t>multi-agent</w:t>
+      </w:r>
+      <w:r>
+        <w:rPr>
+          <w:spacing w:val="-4"/>
+          <w:sz w:val="20"/>
+        </w:rPr>
+        <w:t xml:space="preserve"> </w:t>
+      </w:r>
+      <w:r>
+        <w:rPr>
+          <w:sz w:val="20"/>
+        </w:rPr>
+        <w:t>architectures</w:t>
+      </w:r>
+      <w:r>
+        <w:rPr>
+          <w:spacing w:val="-4"/>
+          <w:sz w:val="20"/>
+        </w:rPr>
+        <w:t xml:space="preserve"> </w:t>
+      </w:r>
+      <w:r>
+        <w:rPr>
+          <w:sz w:val="20"/>
+        </w:rPr>
+        <w:t>with</w:t>
+      </w:r>
+      <w:r>
+        <w:rPr>
+          <w:spacing w:val="-4"/>
+          <w:sz w:val="20"/>
+        </w:rPr>
+        <w:t xml:space="preserve"> </w:t>
+      </w:r>
+      <w:r>
+        <w:rPr>
+          <w:sz w:val="20"/>
+        </w:rPr>
+        <w:t>LangChain</w:t>
+      </w:r>
+      <w:r>
+        <w:rPr>
+          <w:spacing w:val="-4"/>
+          <w:sz w:val="20"/>
+        </w:rPr>
+        <w:t xml:space="preserve"> </w:t>
+      </w:r>
+      <w:r>
+        <w:rPr>
+          <w:sz w:val="20"/>
+        </w:rPr>
+        <w:t>Agents,</w:t>
+      </w:r>
+      <w:r>
+        <w:rPr>
+          <w:spacing w:val="-4"/>
+          <w:sz w:val="20"/>
+        </w:rPr>
+        <w:t xml:space="preserve"> </w:t>
+      </w:r>
+      <w:r>
+        <w:rPr>
+          <w:sz w:val="20"/>
+        </w:rPr>
+        <w:t>enabling</w:t>
+      </w:r>
+      <w:r>
+        <w:rPr>
+          <w:spacing w:val="-4"/>
+          <w:sz w:val="20"/>
+        </w:rPr>
+        <w:t xml:space="preserve"> </w:t>
+      </w:r>
+      <w:r>
+        <w:rPr>
+          <w:sz w:val="20"/>
+        </w:rPr>
+        <w:t>autonomous</w:t>
+      </w:r>
+      <w:r>
+        <w:rPr>
+          <w:spacing w:val="-4"/>
+          <w:sz w:val="20"/>
+        </w:rPr>
+        <w:t xml:space="preserve"> </w:t>
+      </w:r>
+      <w:r>
+        <w:rPr>
+          <w:sz w:val="20"/>
+        </w:rPr>
+        <w:t>task</w:t>
+      </w:r>
+      <w:r>
+        <w:rPr>
+          <w:spacing w:val="-4"/>
+          <w:sz w:val="20"/>
+        </w:rPr>
+        <w:t xml:space="preserve"> </w:t>
+      </w:r>
+      <w:r>
+        <w:rPr>
+          <w:sz w:val="20"/>
+        </w:rPr>
+        <w:t>execution</w:t>
+      </w:r>
+      <w:r>
+        <w:rPr>
+          <w:spacing w:val="-4"/>
+          <w:sz w:val="20"/>
+        </w:rPr>
+        <w:t xml:space="preserve"> </w:t>
+      </w:r>
+      <w:r>
+        <w:rPr>
+          <w:sz w:val="20"/>
+        </w:rPr>
+        <w:t>via</w:t>
+      </w:r>
+      <w:r>
+        <w:rPr>
+          <w:spacing w:val="-4"/>
+          <w:sz w:val="20"/>
+        </w:rPr>
+        <w:t xml:space="preserve"> </w:t>
+      </w:r>
+      <w:r>
+        <w:rPr>
+          <w:sz w:val="20"/>
+        </w:rPr>
+        <w:t>API, Slack, and database integrations.</w:t>
       </w:r>
     </w:p>
     <w:p>
@@ -1509,7 +1516,7 @@
         <w:rPr>
           <w:sz w:val="20"/>
         </w:rPr>
-        <w:t>Participated</w:t>
+        <w:t>Built</w:t>
       </w:r>
       <w:r>
         <w:rPr>
@@ -1522,7 +1529,7 @@
         <w:rPr>
           <w:sz w:val="20"/>
         </w:rPr>
-        <w:t>in</w:t>
+        <w:t>prompt</w:t>
       </w:r>
       <w:r>
         <w:rPr>
@@ -1535,7 +1542,7 @@
         <w:rPr>
           <w:sz w:val="20"/>
         </w:rPr>
-        <w:t>research</w:t>
+        <w:t>engineering</w:t>
       </w:r>
       <w:r>
         <w:rPr>
@@ -1548,6 +1555,19 @@
         <w:rPr>
           <w:sz w:val="20"/>
         </w:rPr>
+        <w:t>frameworks</w:t>
+      </w:r>
+      <w:r>
+        <w:rPr>
+          <w:spacing w:val="-7"/>
+          <w:sz w:val="20"/>
+        </w:rPr>
+        <w:t xml:space="preserve"> </w:t>
+      </w:r>
+      <w:r>
+        <w:rPr>
+          <w:sz w:val="20"/>
+        </w:rPr>
         <w:t>and</w:t>
       </w:r>
       <w:r>
@@ -1561,7 +1581,7 @@
         <w:rPr>
           <w:sz w:val="20"/>
         </w:rPr>
-        <w:t>analysis</w:t>
+        <w:t>LLM</w:t>
       </w:r>
       <w:r>
         <w:rPr>
@@ -1574,6 +1594,32 @@
         <w:rPr>
           <w:sz w:val="20"/>
         </w:rPr>
+        <w:t>observability</w:t>
+      </w:r>
+      <w:r>
+        <w:rPr>
+          <w:spacing w:val="-7"/>
+          <w:sz w:val="20"/>
+        </w:rPr>
+        <w:t xml:space="preserve"> </w:t>
+      </w:r>
+      <w:r>
+        <w:rPr>
+          <w:sz w:val="20"/>
+        </w:rPr>
+        <w:t>pipelines</w:t>
+      </w:r>
+      <w:r>
+        <w:rPr>
+          <w:spacing w:val="-7"/>
+          <w:sz w:val="20"/>
+        </w:rPr>
+        <w:t xml:space="preserve"> </w:t>
+      </w:r>
+      <w:r>
+        <w:rPr>
+          <w:sz w:val="20"/>
+        </w:rPr>
         <w:t>to</w:t>
       </w:r>
       <w:r>
@@ -1587,7 +1633,7 @@
         <w:rPr>
           <w:sz w:val="20"/>
         </w:rPr>
-        <w:t>advance</w:t>
+        <w:t>enhance</w:t>
       </w:r>
       <w:r>
         <w:rPr>
@@ -1600,7 +1646,7 @@
         <w:rPr>
           <w:sz w:val="20"/>
         </w:rPr>
-        <w:t>AI</w:t>
+        <w:t>the</w:t>
       </w:r>
       <w:r>
         <w:rPr>
@@ -1611,49 +1657,10 @@
       </w:r>
       <w:r>
         <w:rPr>
-          <w:sz w:val="20"/>
-        </w:rPr>
-        <w:t>initiatives,</w:t>
-      </w:r>
-      <w:r>
-        <w:rPr>
-          <w:spacing w:val="-7"/>
-          <w:sz w:val="20"/>
-        </w:rPr>
-        <w:t xml:space="preserve"> </w:t>
-      </w:r>
-      <w:r>
-        <w:rPr>
-          <w:sz w:val="20"/>
-        </w:rPr>
-        <w:t>focusing</w:t>
-      </w:r>
-      <w:r>
-        <w:rPr>
-          <w:spacing w:val="-7"/>
-          <w:sz w:val="20"/>
-        </w:rPr>
-        <w:t xml:space="preserve"> </w:t>
-      </w:r>
-      <w:r>
-        <w:rPr>
-          <w:sz w:val="20"/>
-        </w:rPr>
-        <w:t>on</w:t>
-      </w:r>
-      <w:r>
-        <w:rPr>
-          <w:spacing w:val="-7"/>
-          <w:sz w:val="20"/>
-        </w:rPr>
-        <w:t xml:space="preserve"> </w:t>
-      </w:r>
-      <w:r>
-        <w:rPr>
           <w:spacing w:val="-2"/>
           <w:sz w:val="20"/>
         </w:rPr>
-        <w:t>inference optimization and model deployment strategies.</w:t>
+        <w:t>performance and adoption of production AI systems.</w:t>
       </w:r>
     </w:p>
     <w:p>
@@ -1738,7 +1745,7 @@
       </w:pPr>
       <w:r>
         <w:rPr/>
-        <w:t>AI Research Intern - Lahore, PK (at REALLYTICS.AI)</w:t>
+        <w:t>AI Engineer (Lahore, PK at REALLYTICS.AI)</w:t>
       </w:r>
       <w:r>
         <w:rPr>
@@ -1768,7 +1775,7 @@
           <w:b/>
           <w:sz w:val="20"/>
         </w:rPr>
-        <w:t>Generative</w:t>
+        <w:t>Designed</w:t>
       </w:r>
       <w:r>
         <w:rPr>
@@ -1783,7 +1790,7 @@
           <w:b/>
           <w:sz w:val="20"/>
         </w:rPr>
-        <w:t>AI</w:t>
+        <w:t>and</w:t>
       </w:r>
       <w:r>
         <w:rPr>
@@ -1799,7 +1806,7 @@
           <w:spacing w:val="-2"/>
           <w:sz w:val="20"/>
         </w:rPr>
-        <w:t>Engineer specializing in optimizing LLM inference processes for enterprise applications.</w:t>
+        <w:t>deployed a GenAI-driven translation engine to convert complex Mulesoft APIs into deployable Azure Logic Apps, reducing migration time by 60% and streamlining adoption.</w:t>
       </w:r>
     </w:p>
     <w:p>
@@ -1823,7 +1830,85 @@
         <w:rPr>
           <w:sz w:val="20"/>
         </w:rPr>
-        <w:t>Designed</w:t>
+        <w:t>Optimized</w:t>
+      </w:r>
+      <w:r>
+        <w:rPr>
+          <w:spacing w:val="-4"/>
+          <w:sz w:val="20"/>
+        </w:rPr>
+        <w:t xml:space="preserve"> </w:t>
+      </w:r>
+      <w:r>
+        <w:rPr>
+          <w:sz w:val="20"/>
+        </w:rPr>
+        <w:t>LLM-generated</w:t>
+      </w:r>
+      <w:r>
+        <w:rPr>
+          <w:spacing w:val="-4"/>
+          <w:sz w:val="20"/>
+        </w:rPr>
+        <w:t xml:space="preserve"> </w:t>
+      </w:r>
+      <w:r>
+        <w:rPr>
+          <w:sz w:val="20"/>
+        </w:rPr>
+        <w:t>code</w:t>
+      </w:r>
+      <w:r>
+        <w:rPr>
+          <w:spacing w:val="-4"/>
+          <w:sz w:val="20"/>
+        </w:rPr>
+        <w:t xml:space="preserve"> </w:t>
+      </w:r>
+      <w:r>
+        <w:rPr>
+          <w:sz w:val="20"/>
+        </w:rPr>
+        <w:t>accuracy</w:t>
+      </w:r>
+      <w:r>
+        <w:rPr>
+          <w:spacing w:val="-4"/>
+          <w:sz w:val="20"/>
+        </w:rPr>
+        <w:t xml:space="preserve"> </w:t>
+      </w:r>
+      <w:r>
+        <w:rPr>
+          <w:sz w:val="20"/>
+        </w:rPr>
+        <w:t>for</w:t>
+      </w:r>
+      <w:r>
+        <w:rPr>
+          <w:spacing w:val="-4"/>
+          <w:sz w:val="20"/>
+        </w:rPr>
+        <w:t xml:space="preserve"> </w:t>
+      </w:r>
+      <w:r>
+        <w:rPr>
+          <w:sz w:val="20"/>
+        </w:rPr>
+        <w:t>business</w:t>
+      </w:r>
+      <w:r>
+        <w:rPr>
+          <w:spacing w:val="-4"/>
+          <w:sz w:val="20"/>
+        </w:rPr>
+        <w:t xml:space="preserve"> </w:t>
+      </w:r>
+      <w:r>
+        <w:rPr>
+          <w:sz w:val="20"/>
+        </w:rPr>
+        <w:t>logic</w:t>
       </w:r>
       <w:r>
         <w:rPr>
@@ -1849,150 +1934,72 @@
         <w:rPr>
           <w:sz w:val="20"/>
         </w:rPr>
-        <w:t>implemented</w:t>
-      </w:r>
-      <w:r>
-        <w:rPr>
-          <w:spacing w:val="-4"/>
-          <w:sz w:val="20"/>
-        </w:rPr>
-        <w:t xml:space="preserve"> </w:t>
-      </w:r>
-      <w:r>
-        <w:rPr>
-          <w:sz w:val="20"/>
-        </w:rPr>
-        <w:t>a</w:t>
-      </w:r>
-      <w:r>
-        <w:rPr>
-          <w:spacing w:val="-4"/>
-          <w:sz w:val="20"/>
-        </w:rPr>
-        <w:t xml:space="preserve"> </w:t>
-      </w:r>
-      <w:r>
-        <w:rPr>
-          <w:sz w:val="20"/>
-        </w:rPr>
-        <w:t>GenAI-driven</w:t>
-      </w:r>
-      <w:r>
-        <w:rPr>
-          <w:spacing w:val="-4"/>
-          <w:sz w:val="20"/>
-        </w:rPr>
-        <w:t xml:space="preserve"> </w:t>
-      </w:r>
-      <w:r>
-        <w:rPr>
-          <w:sz w:val="20"/>
-        </w:rPr>
-        <w:t>translation</w:t>
-      </w:r>
-      <w:r>
-        <w:rPr>
-          <w:spacing w:val="-4"/>
-          <w:sz w:val="20"/>
-        </w:rPr>
-        <w:t xml:space="preserve"> </w:t>
-      </w:r>
-      <w:r>
-        <w:rPr>
-          <w:sz w:val="20"/>
-        </w:rPr>
-        <w:t>engine</w:t>
-      </w:r>
-      <w:r>
-        <w:rPr>
-          <w:spacing w:val="-4"/>
-          <w:sz w:val="20"/>
-        </w:rPr>
-        <w:t xml:space="preserve"> </w:t>
-      </w:r>
-      <w:r>
-        <w:rPr>
-          <w:sz w:val="20"/>
-        </w:rPr>
-        <w:t>to</w:t>
-      </w:r>
-      <w:r>
-        <w:rPr>
-          <w:spacing w:val="-4"/>
-          <w:sz w:val="20"/>
-        </w:rPr>
-        <w:t xml:space="preserve"> </w:t>
-      </w:r>
-      <w:r>
-        <w:rPr>
-          <w:sz w:val="20"/>
-        </w:rPr>
-        <w:t>streamline</w:t>
-      </w:r>
-      <w:r>
-        <w:rPr>
-          <w:spacing w:val="-4"/>
-          <w:sz w:val="20"/>
-        </w:rPr>
-        <w:t xml:space="preserve"> </w:t>
-      </w:r>
-      <w:r>
-        <w:rPr>
-          <w:sz w:val="20"/>
-        </w:rPr>
-        <w:t>API</w:t>
-      </w:r>
-      <w:r>
-        <w:rPr>
-          <w:spacing w:val="-4"/>
-          <w:sz w:val="20"/>
-        </w:rPr>
-        <w:t xml:space="preserve"> </w:t>
-      </w:r>
-      <w:r>
-        <w:rPr>
-          <w:sz w:val="20"/>
-        </w:rPr>
-        <w:t>migration,</w:t>
-      </w:r>
-      <w:r>
-        <w:rPr>
-          <w:spacing w:val="-4"/>
-          <w:sz w:val="20"/>
-        </w:rPr>
-        <w:t xml:space="preserve"> </w:t>
-      </w:r>
-      <w:r>
-        <w:rPr>
-          <w:sz w:val="20"/>
-        </w:rPr>
-        <w:t>reducing</w:t>
-      </w:r>
-      <w:r>
-        <w:rPr>
-          <w:spacing w:val="-4"/>
-          <w:sz w:val="20"/>
-        </w:rPr>
-        <w:t xml:space="preserve"> </w:t>
-      </w:r>
-      <w:r>
-        <w:rPr>
-          <w:sz w:val="20"/>
-        </w:rPr>
-        <w:t>time</w:t>
-      </w:r>
-      <w:r>
-        <w:rPr>
-          <w:spacing w:val="-4"/>
-          <w:sz w:val="20"/>
-        </w:rPr>
-        <w:t xml:space="preserve"> </w:t>
-      </w:r>
-      <w:r>
-        <w:rPr>
-          <w:sz w:val="20"/>
-        </w:rPr>
-        <w:t>by 60% and enhancing efficiency.</w:t>
+        <w:t>low-level</w:t>
+      </w:r>
+      <w:r>
+        <w:rPr>
+          <w:spacing w:val="-4"/>
+          <w:sz w:val="20"/>
+        </w:rPr>
+        <w:t xml:space="preserve"> </w:t>
+      </w:r>
+      <w:r>
+        <w:rPr>
+          <w:sz w:val="20"/>
+        </w:rPr>
+        <w:t>designs</w:t>
+      </w:r>
+      <w:r>
+        <w:rPr>
+          <w:spacing w:val="-4"/>
+          <w:sz w:val="20"/>
+        </w:rPr>
+        <w:t xml:space="preserve"> </w:t>
+      </w:r>
+      <w:r>
+        <w:rPr>
+          <w:sz w:val="20"/>
+        </w:rPr>
+        <w:t>by</w:t>
+      </w:r>
+      <w:r>
+        <w:rPr>
+          <w:spacing w:val="-4"/>
+          <w:sz w:val="20"/>
+        </w:rPr>
+        <w:t xml:space="preserve"> </w:t>
+      </w:r>
+      <w:r>
+        <w:rPr>
+          <w:sz w:val="20"/>
+        </w:rPr>
+        <w:t>engineering</w:t>
+      </w:r>
+      <w:r>
+        <w:rPr>
+          <w:spacing w:val="-4"/>
+          <w:sz w:val="20"/>
+        </w:rPr>
+        <w:t xml:space="preserve"> </w:t>
+      </w:r>
+      <w:r>
+        <w:rPr>
+          <w:sz w:val="20"/>
+        </w:rPr>
+        <w:t>prompt</w:t>
+      </w:r>
+      <w:r>
+        <w:rPr>
+          <w:spacing w:val="-4"/>
+          <w:sz w:val="20"/>
+        </w:rPr>
+        <w:t xml:space="preserve"> </w:t>
+      </w:r>
+      <w:r>
+        <w:rPr>
+          <w:sz w:val="20"/>
+        </w:rPr>
+        <w:t>pipelines and AI testing frameworks.</w:t>
       </w:r>
     </w:p>
     <w:p>
@@ -2016,33 +2023,72 @@
         <w:rPr>
           <w:sz w:val="20"/>
         </w:rPr>
-        <w:t>Developed</w:t>
-      </w:r>
-      <w:r>
-        <w:rPr>
-          <w:spacing w:val="-4"/>
-          <w:sz w:val="20"/>
-        </w:rPr>
-        <w:t xml:space="preserve"> </w:t>
-      </w:r>
-      <w:r>
-        <w:rPr>
-          <w:sz w:val="20"/>
-        </w:rPr>
-        <w:t>prompt</w:t>
-      </w:r>
-      <w:r>
-        <w:rPr>
-          <w:spacing w:val="-4"/>
-          <w:sz w:val="20"/>
-        </w:rPr>
-        <w:t xml:space="preserve"> </w:t>
-      </w:r>
-      <w:r>
-        <w:rPr>
-          <w:sz w:val="20"/>
-        </w:rPr>
-        <w:t>pipelines</w:t>
+        <w:t>Implemented</w:t>
+      </w:r>
+      <w:r>
+        <w:rPr>
+          <w:spacing w:val="-4"/>
+          <w:sz w:val="20"/>
+        </w:rPr>
+        <w:t xml:space="preserve"> </w:t>
+      </w:r>
+      <w:r>
+        <w:rPr>
+          <w:sz w:val="20"/>
+        </w:rPr>
+        <w:t>RAG-based</w:t>
+      </w:r>
+      <w:r>
+        <w:rPr>
+          <w:spacing w:val="-4"/>
+          <w:sz w:val="20"/>
+        </w:rPr>
+        <w:t xml:space="preserve"> </w:t>
+      </w:r>
+      <w:r>
+        <w:rPr>
+          <w:sz w:val="20"/>
+        </w:rPr>
+        <w:t>knowledge</w:t>
+      </w:r>
+      <w:r>
+        <w:rPr>
+          <w:spacing w:val="-4"/>
+          <w:sz w:val="20"/>
+        </w:rPr>
+        <w:t xml:space="preserve"> </w:t>
+      </w:r>
+      <w:r>
+        <w:rPr>
+          <w:sz w:val="20"/>
+        </w:rPr>
+        <w:t>retrieval</w:t>
+      </w:r>
+      <w:r>
+        <w:rPr>
+          <w:spacing w:val="-4"/>
+          <w:sz w:val="20"/>
+        </w:rPr>
+        <w:t xml:space="preserve"> </w:t>
+      </w:r>
+      <w:r>
+        <w:rPr>
+          <w:sz w:val="20"/>
+        </w:rPr>
+        <w:t>using</w:t>
+      </w:r>
+      <w:r>
+        <w:rPr>
+          <w:spacing w:val="-4"/>
+          <w:sz w:val="20"/>
+        </w:rPr>
+        <w:t xml:space="preserve"> </w:t>
+      </w:r>
+      <w:r>
+        <w:rPr>
+          <w:sz w:val="20"/>
+        </w:rPr>
+        <w:t>LangChain</w:t>
       </w:r>
       <w:r>
         <w:rPr>
@@ -2068,20 +2114,46 @@
         <w:rPr>
           <w:sz w:val="20"/>
         </w:rPr>
-        <w:t>testing</w:t>
-      </w:r>
-      <w:r>
-        <w:rPr>
-          <w:spacing w:val="-4"/>
-          <w:sz w:val="20"/>
-        </w:rPr>
-        <w:t xml:space="preserve"> </w:t>
-      </w:r>
-      <w:r>
-        <w:rPr>
-          <w:sz w:val="20"/>
-        </w:rPr>
-        <w:t>frameworks</w:t>
+        <w:t>ChromaDB,</w:t>
+      </w:r>
+      <w:r>
+        <w:rPr>
+          <w:spacing w:val="-4"/>
+          <w:sz w:val="20"/>
+        </w:rPr>
+        <w:t xml:space="preserve"> </w:t>
+      </w:r>
+      <w:r>
+        <w:rPr>
+          <w:sz w:val="20"/>
+        </w:rPr>
+        <w:t>enabling</w:t>
+      </w:r>
+      <w:r>
+        <w:rPr>
+          <w:spacing w:val="-4"/>
+          <w:sz w:val="20"/>
+        </w:rPr>
+        <w:t xml:space="preserve"> </w:t>
+      </w:r>
+      <w:r>
+        <w:rPr>
+          <w:sz w:val="20"/>
+        </w:rPr>
+        <w:t>AI</w:t>
+      </w:r>
+      <w:r>
+        <w:rPr>
+          <w:spacing w:val="-4"/>
+          <w:sz w:val="20"/>
+        </w:rPr>
+        <w:t xml:space="preserve"> </w:t>
+      </w:r>
+      <w:r>
+        <w:rPr>
+          <w:sz w:val="20"/>
+        </w:rPr>
+        <w:t>systems</w:t>
       </w:r>
       <w:r>
         <w:rPr>
@@ -2107,85 +2179,20 @@
         <w:rPr>
           <w:sz w:val="20"/>
         </w:rPr>
-        <w:t>refine</w:t>
-      </w:r>
-      <w:r>
-        <w:rPr>
-          <w:spacing w:val="-4"/>
-          <w:sz w:val="20"/>
-        </w:rPr>
-        <w:t xml:space="preserve"> </w:t>
-      </w:r>
-      <w:r>
-        <w:rPr>
-          <w:sz w:val="20"/>
-        </w:rPr>
-        <w:t>LLM-generated</w:t>
-      </w:r>
-      <w:r>
-        <w:rPr>
-          <w:spacing w:val="-4"/>
-          <w:sz w:val="20"/>
-        </w:rPr>
-        <w:t xml:space="preserve"> </w:t>
-      </w:r>
-      <w:r>
-        <w:rPr>
-          <w:sz w:val="20"/>
-        </w:rPr>
-        <w:t>outputs</w:t>
-      </w:r>
-      <w:r>
-        <w:rPr>
-          <w:spacing w:val="-4"/>
-          <w:sz w:val="20"/>
-        </w:rPr>
-        <w:t xml:space="preserve"> </w:t>
-      </w:r>
-      <w:r>
-        <w:rPr>
-          <w:sz w:val="20"/>
-        </w:rPr>
-        <w:t>for</w:t>
-      </w:r>
-      <w:r>
-        <w:rPr>
-          <w:spacing w:val="-4"/>
-          <w:sz w:val="20"/>
-        </w:rPr>
-        <w:t xml:space="preserve"> </w:t>
-      </w:r>
-      <w:r>
-        <w:rPr>
-          <w:sz w:val="20"/>
-        </w:rPr>
-        <w:t>accuracy</w:t>
-      </w:r>
-      <w:r>
-        <w:rPr>
-          <w:spacing w:val="-4"/>
-          <w:sz w:val="20"/>
-        </w:rPr>
-        <w:t xml:space="preserve"> </w:t>
-      </w:r>
-      <w:r>
-        <w:rPr>
-          <w:sz w:val="20"/>
-        </w:rPr>
-        <w:t>in</w:t>
-      </w:r>
-      <w:r>
-        <w:rPr>
-          <w:spacing w:val="-4"/>
-          <w:sz w:val="20"/>
-        </w:rPr>
-        <w:t xml:space="preserve"> </w:t>
-      </w:r>
-      <w:r>
-        <w:rPr>
-          <w:sz w:val="20"/>
-        </w:rPr>
-        <w:t>complex business logic and designs.</w:t>
+        <w:t>reference</w:t>
+      </w:r>
+      <w:r>
+        <w:rPr>
+          <w:spacing w:val="-4"/>
+          <w:sz w:val="20"/>
+        </w:rPr>
+        <w:t xml:space="preserve"> </w:t>
+      </w:r>
+      <w:r>
+        <w:rPr>
+          <w:sz w:val="20"/>
+        </w:rPr>
+        <w:t>enterprise API documentation during code generation.</w:t>
       </w:r>
     </w:p>
     <w:p>
@@ -2209,72 +2216,124 @@
         <w:rPr>
           <w:sz w:val="20"/>
         </w:rPr>
-        <w:t>Integrated</w:t>
-      </w:r>
-      <w:r>
-        <w:rPr>
-          <w:spacing w:val="-4"/>
-          <w:sz w:val="20"/>
-        </w:rPr>
-        <w:t xml:space="preserve"> </w:t>
-      </w:r>
-      <w:r>
-        <w:rPr>
-          <w:sz w:val="20"/>
-        </w:rPr>
-        <w:t>RAG-based</w:t>
-      </w:r>
-      <w:r>
-        <w:rPr>
-          <w:spacing w:val="-4"/>
-          <w:sz w:val="20"/>
-        </w:rPr>
-        <w:t xml:space="preserve"> </w:t>
-      </w:r>
-      <w:r>
-        <w:rPr>
-          <w:sz w:val="20"/>
-        </w:rPr>
-        <w:t>retrieval</w:t>
-      </w:r>
-      <w:r>
-        <w:rPr>
-          <w:spacing w:val="-4"/>
-          <w:sz w:val="20"/>
-        </w:rPr>
-        <w:t xml:space="preserve"> </w:t>
-      </w:r>
-      <w:r>
-        <w:rPr>
-          <w:sz w:val="20"/>
-        </w:rPr>
-        <w:t>systems</w:t>
-      </w:r>
-      <w:r>
-        <w:rPr>
-          <w:spacing w:val="-4"/>
-          <w:sz w:val="20"/>
-        </w:rPr>
-        <w:t xml:space="preserve"> </w:t>
-      </w:r>
-      <w:r>
-        <w:rPr>
-          <w:sz w:val="20"/>
-        </w:rPr>
-        <w:t>with</w:t>
-      </w:r>
-      <w:r>
-        <w:rPr>
-          <w:spacing w:val="-4"/>
-          <w:sz w:val="20"/>
-        </w:rPr>
-        <w:t xml:space="preserve"> </w:t>
-      </w:r>
-      <w:r>
-        <w:rPr>
-          <w:sz w:val="20"/>
-        </w:rPr>
-        <w:t>LangChain</w:t>
+        <w:t>Built</w:t>
+      </w:r>
+      <w:r>
+        <w:rPr>
+          <w:spacing w:val="-4"/>
+          <w:sz w:val="20"/>
+        </w:rPr>
+        <w:t xml:space="preserve"> </w:t>
+      </w:r>
+      <w:r>
+        <w:rPr>
+          <w:sz w:val="20"/>
+        </w:rPr>
+        <w:t>evaluation</w:t>
+      </w:r>
+      <w:r>
+        <w:rPr>
+          <w:spacing w:val="-4"/>
+          <w:sz w:val="20"/>
+        </w:rPr>
+        <w:t xml:space="preserve"> </w:t>
+      </w:r>
+      <w:r>
+        <w:rPr>
+          <w:sz w:val="20"/>
+        </w:rPr>
+        <w:t>pipelines</w:t>
+      </w:r>
+      <w:r>
+        <w:rPr>
+          <w:spacing w:val="-4"/>
+          <w:sz w:val="20"/>
+        </w:rPr>
+        <w:t xml:space="preserve"> </w:t>
+      </w:r>
+      <w:r>
+        <w:rPr>
+          <w:sz w:val="20"/>
+        </w:rPr>
+        <w:t>to</w:t>
+      </w:r>
+      <w:r>
+        <w:rPr>
+          <w:spacing w:val="-4"/>
+          <w:sz w:val="20"/>
+        </w:rPr>
+        <w:t xml:space="preserve"> </w:t>
+      </w:r>
+      <w:r>
+        <w:rPr>
+          <w:sz w:val="20"/>
+        </w:rPr>
+        <w:t>benchmark</w:t>
+      </w:r>
+      <w:r>
+        <w:rPr>
+          <w:spacing w:val="-4"/>
+          <w:sz w:val="20"/>
+        </w:rPr>
+        <w:t xml:space="preserve"> </w:t>
+      </w:r>
+      <w:r>
+        <w:rPr>
+          <w:sz w:val="20"/>
+        </w:rPr>
+        <w:t>LLM</w:t>
+      </w:r>
+      <w:r>
+        <w:rPr>
+          <w:spacing w:val="-4"/>
+          <w:sz w:val="20"/>
+        </w:rPr>
+        <w:t xml:space="preserve"> </w:t>
+      </w:r>
+      <w:r>
+        <w:rPr>
+          <w:sz w:val="20"/>
+        </w:rPr>
+        <w:t>outputs,</w:t>
+      </w:r>
+      <w:r>
+        <w:rPr>
+          <w:spacing w:val="-4"/>
+          <w:sz w:val="20"/>
+        </w:rPr>
+        <w:t xml:space="preserve"> </w:t>
+      </w:r>
+      <w:r>
+        <w:rPr>
+          <w:sz w:val="20"/>
+        </w:rPr>
+        <w:t>including</w:t>
+      </w:r>
+      <w:r>
+        <w:rPr>
+          <w:spacing w:val="-4"/>
+          <w:sz w:val="20"/>
+        </w:rPr>
+        <w:t xml:space="preserve"> </w:t>
+      </w:r>
+      <w:r>
+        <w:rPr>
+          <w:sz w:val="20"/>
+        </w:rPr>
+        <w:t>OpenAI,</w:t>
+      </w:r>
+      <w:r>
+        <w:rPr>
+          <w:spacing w:val="-4"/>
+          <w:sz w:val="20"/>
+        </w:rPr>
+        <w:t xml:space="preserve"> </w:t>
+      </w:r>
+      <w:r>
+        <w:rPr>
+          <w:sz w:val="20"/>
+        </w:rPr>
+        <w:t>Claude,</w:t>
       </w:r>
       <w:r>
         <w:rPr>
@@ -2300,59 +2359,7 @@
         <w:rPr>
           <w:sz w:val="20"/>
         </w:rPr>
-        <w:t>ChromaDB</w:t>
-      </w:r>
-      <w:r>
-        <w:rPr>
-          <w:spacing w:val="-4"/>
-          <w:sz w:val="20"/>
-        </w:rPr>
-        <w:t xml:space="preserve"> </w:t>
-      </w:r>
-      <w:r>
-        <w:rPr>
-          <w:sz w:val="20"/>
-        </w:rPr>
-        <w:t>to</w:t>
-      </w:r>
-      <w:r>
-        <w:rPr>
-          <w:spacing w:val="-4"/>
-          <w:sz w:val="20"/>
-        </w:rPr>
-        <w:t xml:space="preserve"> </w:t>
-      </w:r>
-      <w:r>
-        <w:rPr>
-          <w:sz w:val="20"/>
-        </w:rPr>
-        <w:t>enhance</w:t>
-      </w:r>
-      <w:r>
-        <w:rPr>
-          <w:spacing w:val="-4"/>
-          <w:sz w:val="20"/>
-        </w:rPr>
-        <w:t xml:space="preserve"> </w:t>
-      </w:r>
-      <w:r>
-        <w:rPr>
-          <w:sz w:val="20"/>
-        </w:rPr>
-        <w:t>AI</w:t>
-      </w:r>
-      <w:r>
-        <w:rPr>
-          <w:spacing w:val="-4"/>
-          <w:sz w:val="20"/>
-        </w:rPr>
-        <w:t xml:space="preserve"> </w:t>
-      </w:r>
-      <w:r>
-        <w:rPr>
-          <w:sz w:val="20"/>
-        </w:rPr>
-        <w:t>assistant capabilities in referencing technical documentation.</w:t>
+        <w:t>Mistral, for transformation quality, accuracy, and hallucination detection.</w:t>
       </w:r>
     </w:p>
     <w:p>
@@ -2376,33 +2383,72 @@
         <w:rPr>
           <w:sz w:val="20"/>
         </w:rPr>
-        <w:t>Created</w:t>
-      </w:r>
-      <w:r>
-        <w:rPr>
-          <w:spacing w:val="-5"/>
-          <w:sz w:val="20"/>
-        </w:rPr>
-        <w:t xml:space="preserve"> </w:t>
-      </w:r>
-      <w:r>
-        <w:rPr>
-          <w:sz w:val="20"/>
-        </w:rPr>
-        <w:t>evaluation</w:t>
-      </w:r>
-      <w:r>
-        <w:rPr>
-          <w:spacing w:val="-5"/>
-          <w:sz w:val="20"/>
-        </w:rPr>
-        <w:t xml:space="preserve"> </w:t>
-      </w:r>
-      <w:r>
-        <w:rPr>
-          <w:sz w:val="20"/>
-        </w:rPr>
-        <w:t>pipelines</w:t>
+        <w:t>Developed</w:t>
+      </w:r>
+      <w:r>
+        <w:rPr>
+          <w:spacing w:val="-5"/>
+          <w:sz w:val="20"/>
+        </w:rPr>
+        <w:t xml:space="preserve"> </w:t>
+      </w:r>
+      <w:r>
+        <w:rPr>
+          <w:sz w:val="20"/>
+        </w:rPr>
+        <w:t>automated</w:t>
+      </w:r>
+      <w:r>
+        <w:rPr>
+          <w:spacing w:val="-5"/>
+          <w:sz w:val="20"/>
+        </w:rPr>
+        <w:t xml:space="preserve"> </w:t>
+      </w:r>
+      <w:r>
+        <w:rPr>
+          <w:sz w:val="20"/>
+        </w:rPr>
+        <w:t>validation</w:t>
+      </w:r>
+      <w:r>
+        <w:rPr>
+          <w:spacing w:val="-5"/>
+          <w:sz w:val="20"/>
+        </w:rPr>
+        <w:t xml:space="preserve"> </w:t>
+      </w:r>
+      <w:r>
+        <w:rPr>
+          <w:sz w:val="20"/>
+        </w:rPr>
+        <w:t>systems</w:t>
+      </w:r>
+      <w:r>
+        <w:rPr>
+          <w:spacing w:val="-5"/>
+          <w:sz w:val="20"/>
+        </w:rPr>
+        <w:t xml:space="preserve"> </w:t>
+      </w:r>
+      <w:r>
+        <w:rPr>
+          <w:sz w:val="20"/>
+        </w:rPr>
+        <w:t>in</w:t>
+      </w:r>
+      <w:r>
+        <w:rPr>
+          <w:spacing w:val="-5"/>
+          <w:sz w:val="20"/>
+        </w:rPr>
+        <w:t xml:space="preserve"> </w:t>
+      </w:r>
+      <w:r>
+        <w:rPr>
+          <w:sz w:val="20"/>
+        </w:rPr>
+        <w:t>Python</w:t>
       </w:r>
       <w:r>
         <w:rPr>
@@ -2428,7 +2474,20 @@
         <w:rPr>
           <w:sz w:val="20"/>
         </w:rPr>
-        <w:t>analyze</w:t>
+        <w:t>ensure</w:t>
+      </w:r>
+      <w:r>
+        <w:rPr>
+          <w:spacing w:val="-5"/>
+          <w:sz w:val="20"/>
+        </w:rPr>
+        <w:t xml:space="preserve"> </w:t>
+      </w:r>
+      <w:r>
+        <w:rPr>
+          <w:sz w:val="20"/>
+        </w:rPr>
+        <w:t>consistency</w:t>
       </w:r>
       <w:r>
         <w:rPr>
@@ -2454,98 +2513,46 @@
         <w:rPr>
           <w:sz w:val="20"/>
         </w:rPr>
-        <w:t>benchmark</w:t>
-      </w:r>
-      <w:r>
-        <w:rPr>
-          <w:spacing w:val="-5"/>
-          <w:sz w:val="20"/>
-        </w:rPr>
-        <w:t xml:space="preserve"> </w:t>
-      </w:r>
-      <w:r>
-        <w:rPr>
-          <w:sz w:val="20"/>
-        </w:rPr>
-        <w:t>LLM</w:t>
-      </w:r>
-      <w:r>
-        <w:rPr>
-          <w:spacing w:val="-5"/>
-          <w:sz w:val="20"/>
-        </w:rPr>
-        <w:t xml:space="preserve"> </w:t>
-      </w:r>
-      <w:r>
-        <w:rPr>
-          <w:sz w:val="20"/>
-        </w:rPr>
-        <w:t>outputs</w:t>
-      </w:r>
-      <w:r>
-        <w:rPr>
-          <w:spacing w:val="-5"/>
-          <w:sz w:val="20"/>
-        </w:rPr>
-        <w:t xml:space="preserve"> </w:t>
-      </w:r>
-      <w:r>
-        <w:rPr>
-          <w:sz w:val="20"/>
-        </w:rPr>
-        <w:t>for</w:t>
-      </w:r>
-      <w:r>
-        <w:rPr>
-          <w:spacing w:val="-5"/>
-          <w:sz w:val="20"/>
-        </w:rPr>
-        <w:t xml:space="preserve"> </w:t>
-      </w:r>
-      <w:r>
-        <w:rPr>
-          <w:sz w:val="20"/>
-        </w:rPr>
-        <w:t>quality,</w:t>
-      </w:r>
-      <w:r>
-        <w:rPr>
-          <w:spacing w:val="-5"/>
-          <w:sz w:val="20"/>
-        </w:rPr>
-        <w:t xml:space="preserve"> </w:t>
-      </w:r>
-      <w:r>
-        <w:rPr>
-          <w:sz w:val="20"/>
-        </w:rPr>
-        <w:t>accuracy,</w:t>
-      </w:r>
-      <w:r>
-        <w:rPr>
-          <w:spacing w:val="-5"/>
-          <w:sz w:val="20"/>
-        </w:rPr>
-        <w:t xml:space="preserve"> </w:t>
-      </w:r>
-      <w:r>
-        <w:rPr>
-          <w:sz w:val="20"/>
-        </w:rPr>
-        <w:t>and</w:t>
-      </w:r>
-      <w:r>
-        <w:rPr>
-          <w:spacing w:val="-5"/>
-          <w:sz w:val="20"/>
-        </w:rPr>
-        <w:t xml:space="preserve"> </w:t>
-      </w:r>
-      <w:r>
-        <w:rPr>
-          <w:sz w:val="20"/>
-        </w:rPr>
-        <w:t>hallucination detection in code transformations.</w:t>
+        <w:t>reliability</w:t>
+      </w:r>
+      <w:r>
+        <w:rPr>
+          <w:spacing w:val="-5"/>
+          <w:sz w:val="20"/>
+        </w:rPr>
+        <w:t xml:space="preserve"> </w:t>
+      </w:r>
+      <w:r>
+        <w:rPr>
+          <w:sz w:val="20"/>
+        </w:rPr>
+        <w:t>between</w:t>
+      </w:r>
+      <w:r>
+        <w:rPr>
+          <w:spacing w:val="-5"/>
+          <w:sz w:val="20"/>
+        </w:rPr>
+        <w:t xml:space="preserve"> </w:t>
+      </w:r>
+      <w:r>
+        <w:rPr>
+          <w:sz w:val="20"/>
+        </w:rPr>
+        <w:t>source</w:t>
+      </w:r>
+      <w:r>
+        <w:rPr>
+          <w:spacing w:val="-5"/>
+          <w:sz w:val="20"/>
+        </w:rPr>
+        <w:t xml:space="preserve"> </w:t>
+      </w:r>
+      <w:r>
+        <w:rPr>
+          <w:sz w:val="20"/>
+        </w:rPr>
+        <w:t>Mulesoft flows and generated Azure outputs.</w:t>
       </w:r>
     </w:p>
     <w:p>
@@ -2569,98 +2576,137 @@
         <w:rPr>
           <w:sz w:val="20"/>
         </w:rPr>
-        <w:t>Automated</w:t>
-      </w:r>
-      <w:r>
-        <w:rPr>
-          <w:spacing w:val="-4"/>
-          <w:sz w:val="20"/>
-        </w:rPr>
-        <w:t xml:space="preserve"> </w:t>
-      </w:r>
-      <w:r>
-        <w:rPr>
-          <w:sz w:val="20"/>
-        </w:rPr>
-        <w:t>validation</w:t>
-      </w:r>
-      <w:r>
-        <w:rPr>
-          <w:spacing w:val="-4"/>
-          <w:sz w:val="20"/>
-        </w:rPr>
-        <w:t xml:space="preserve"> </w:t>
-      </w:r>
-      <w:r>
-        <w:rPr>
-          <w:sz w:val="20"/>
-        </w:rPr>
-        <w:t>systems</w:t>
-      </w:r>
-      <w:r>
-        <w:rPr>
-          <w:spacing w:val="-4"/>
-          <w:sz w:val="20"/>
-        </w:rPr>
-        <w:t xml:space="preserve"> </w:t>
-      </w:r>
-      <w:r>
-        <w:rPr>
-          <w:sz w:val="20"/>
-        </w:rPr>
-        <w:t>in</w:t>
-      </w:r>
-      <w:r>
-        <w:rPr>
-          <w:spacing w:val="-4"/>
-          <w:sz w:val="20"/>
-        </w:rPr>
-        <w:t xml:space="preserve"> </w:t>
-      </w:r>
-      <w:r>
-        <w:rPr>
-          <w:sz w:val="20"/>
-        </w:rPr>
-        <w:t>Python</w:t>
-      </w:r>
-      <w:r>
-        <w:rPr>
-          <w:spacing w:val="-4"/>
-          <w:sz w:val="20"/>
-        </w:rPr>
-        <w:t xml:space="preserve"> </w:t>
-      </w:r>
-      <w:r>
-        <w:rPr>
-          <w:sz w:val="20"/>
-        </w:rPr>
-        <w:t>to</w:t>
-      </w:r>
-      <w:r>
-        <w:rPr>
-          <w:spacing w:val="-4"/>
-          <w:sz w:val="20"/>
-        </w:rPr>
-        <w:t xml:space="preserve"> </w:t>
-      </w:r>
-      <w:r>
-        <w:rPr>
-          <w:sz w:val="20"/>
-        </w:rPr>
-        <w:t>ensure</w:t>
-      </w:r>
-      <w:r>
-        <w:rPr>
-          <w:spacing w:val="-4"/>
-          <w:sz w:val="20"/>
-        </w:rPr>
-        <w:t xml:space="preserve"> </w:t>
-      </w:r>
-      <w:r>
-        <w:rPr>
-          <w:sz w:val="20"/>
-        </w:rPr>
-        <w:t>consistency</w:t>
+        <w:t>Created</w:t>
+      </w:r>
+      <w:r>
+        <w:rPr>
+          <w:spacing w:val="-4"/>
+          <w:sz w:val="20"/>
+        </w:rPr>
+        <w:t xml:space="preserve"> </w:t>
+      </w:r>
+      <w:r>
+        <w:rPr>
+          <w:sz w:val="20"/>
+        </w:rPr>
+        <w:t>agentic</w:t>
+      </w:r>
+      <w:r>
+        <w:rPr>
+          <w:spacing w:val="-4"/>
+          <w:sz w:val="20"/>
+        </w:rPr>
+        <w:t xml:space="preserve"> </w:t>
+      </w:r>
+      <w:r>
+        <w:rPr>
+          <w:sz w:val="20"/>
+        </w:rPr>
+        <w:t>automation</w:t>
+      </w:r>
+      <w:r>
+        <w:rPr>
+          <w:spacing w:val="-4"/>
+          <w:sz w:val="20"/>
+        </w:rPr>
+        <w:t xml:space="preserve"> </w:t>
+      </w:r>
+      <w:r>
+        <w:rPr>
+          <w:sz w:val="20"/>
+        </w:rPr>
+        <w:t>workflows</w:t>
+      </w:r>
+      <w:r>
+        <w:rPr>
+          <w:spacing w:val="-4"/>
+          <w:sz w:val="20"/>
+        </w:rPr>
+        <w:t xml:space="preserve"> </w:t>
+      </w:r>
+      <w:r>
+        <w:rPr>
+          <w:sz w:val="20"/>
+        </w:rPr>
+        <w:t>integrating</w:t>
+      </w:r>
+      <w:r>
+        <w:rPr>
+          <w:spacing w:val="-4"/>
+          <w:sz w:val="20"/>
+        </w:rPr>
+        <w:t xml:space="preserve"> </w:t>
+      </w:r>
+      <w:r>
+        <w:rPr>
+          <w:sz w:val="20"/>
+        </w:rPr>
+        <w:t>LLMs</w:t>
+      </w:r>
+      <w:r>
+        <w:rPr>
+          <w:spacing w:val="-4"/>
+          <w:sz w:val="20"/>
+        </w:rPr>
+        <w:t xml:space="preserve"> </w:t>
+      </w:r>
+      <w:r>
+        <w:rPr>
+          <w:sz w:val="20"/>
+        </w:rPr>
+        <w:t>with</w:t>
+      </w:r>
+      <w:r>
+        <w:rPr>
+          <w:spacing w:val="-4"/>
+          <w:sz w:val="20"/>
+        </w:rPr>
+        <w:t xml:space="preserve"> </w:t>
+      </w:r>
+      <w:r>
+        <w:rPr>
+          <w:sz w:val="20"/>
+        </w:rPr>
+        <w:t>Azure</w:t>
+      </w:r>
+      <w:r>
+        <w:rPr>
+          <w:spacing w:val="-4"/>
+          <w:sz w:val="20"/>
+        </w:rPr>
+        <w:t xml:space="preserve"> </w:t>
+      </w:r>
+      <w:r>
+        <w:rPr>
+          <w:sz w:val="20"/>
+        </w:rPr>
+        <w:t>services,</w:t>
+      </w:r>
+      <w:r>
+        <w:rPr>
+          <w:spacing w:val="-4"/>
+          <w:sz w:val="20"/>
+        </w:rPr>
+        <w:t xml:space="preserve"> </w:t>
+      </w:r>
+      <w:r>
+        <w:rPr>
+          <w:sz w:val="20"/>
+        </w:rPr>
+        <w:t>internal</w:t>
+      </w:r>
+      <w:r>
+        <w:rPr>
+          <w:spacing w:val="-4"/>
+          <w:sz w:val="20"/>
+        </w:rPr>
+        <w:t xml:space="preserve"> </w:t>
+      </w:r>
+      <w:r>
+        <w:rPr>
+          <w:sz w:val="20"/>
+        </w:rPr>
+        <w:t>APIs,</w:t>
       </w:r>
       <w:r>
         <w:rPr>
@@ -2686,46 +2732,7 @@
         <w:rPr>
           <w:sz w:val="20"/>
         </w:rPr>
-        <w:t>reliability</w:t>
-      </w:r>
-      <w:r>
-        <w:rPr>
-          <w:spacing w:val="-4"/>
-          <w:sz w:val="20"/>
-        </w:rPr>
-        <w:t xml:space="preserve"> </w:t>
-      </w:r>
-      <w:r>
-        <w:rPr>
-          <w:sz w:val="20"/>
-        </w:rPr>
-        <w:t>between</w:t>
-      </w:r>
-      <w:r>
-        <w:rPr>
-          <w:spacing w:val="-4"/>
-          <w:sz w:val="20"/>
-        </w:rPr>
-        <w:t xml:space="preserve"> </w:t>
-      </w:r>
-      <w:r>
-        <w:rPr>
-          <w:sz w:val="20"/>
-        </w:rPr>
-        <w:t>original</w:t>
-      </w:r>
-      <w:r>
-        <w:rPr>
-          <w:spacing w:val="-4"/>
-          <w:sz w:val="20"/>
-        </w:rPr>
-        <w:t xml:space="preserve"> </w:t>
-      </w:r>
-      <w:r>
-        <w:rPr>
-          <w:sz w:val="20"/>
-        </w:rPr>
-        <w:t>workflows and LLM-generated outputs.</w:t>
+        <w:t>databases to enable intelligent end-to-end migration processes.</w:t>
       </w:r>
     </w:p>
     <w:p>
@@ -2749,111 +2756,7 @@
         <w:rPr>
           <w:sz w:val="20"/>
         </w:rPr>
-        <w:t>Engineered</w:t>
-      </w:r>
-      <w:r>
-        <w:rPr>
-          <w:spacing w:val="-4"/>
-          <w:sz w:val="20"/>
-        </w:rPr>
-        <w:t xml:space="preserve"> </w:t>
-      </w:r>
-      <w:r>
-        <w:rPr>
-          <w:sz w:val="20"/>
-        </w:rPr>
-        <w:t>intelligent</w:t>
-      </w:r>
-      <w:r>
-        <w:rPr>
-          <w:spacing w:val="-4"/>
-          <w:sz w:val="20"/>
-        </w:rPr>
-        <w:t xml:space="preserve"> </w:t>
-      </w:r>
-      <w:r>
-        <w:rPr>
-          <w:sz w:val="20"/>
-        </w:rPr>
-        <w:t>automation</w:t>
-      </w:r>
-      <w:r>
-        <w:rPr>
-          <w:spacing w:val="-4"/>
-          <w:sz w:val="20"/>
-        </w:rPr>
-        <w:t xml:space="preserve"> </w:t>
-      </w:r>
-      <w:r>
-        <w:rPr>
-          <w:sz w:val="20"/>
-        </w:rPr>
-        <w:t>workflows</w:t>
-      </w:r>
-      <w:r>
-        <w:rPr>
-          <w:spacing w:val="-4"/>
-          <w:sz w:val="20"/>
-        </w:rPr>
-        <w:t xml:space="preserve"> </w:t>
-      </w:r>
-      <w:r>
-        <w:rPr>
-          <w:sz w:val="20"/>
-        </w:rPr>
-        <w:t>connecting</w:t>
-      </w:r>
-      <w:r>
-        <w:rPr>
-          <w:spacing w:val="-4"/>
-          <w:sz w:val="20"/>
-        </w:rPr>
-        <w:t xml:space="preserve"> </w:t>
-      </w:r>
-      <w:r>
-        <w:rPr>
-          <w:sz w:val="20"/>
-        </w:rPr>
-        <w:t>LLMs</w:t>
-      </w:r>
-      <w:r>
-        <w:rPr>
-          <w:spacing w:val="-4"/>
-          <w:sz w:val="20"/>
-        </w:rPr>
-        <w:t xml:space="preserve"> </w:t>
-      </w:r>
-      <w:r>
-        <w:rPr>
-          <w:sz w:val="20"/>
-        </w:rPr>
-        <w:t>to</w:t>
-      </w:r>
-      <w:r>
-        <w:rPr>
-          <w:spacing w:val="-4"/>
-          <w:sz w:val="20"/>
-        </w:rPr>
-        <w:t xml:space="preserve"> </w:t>
-      </w:r>
-      <w:r>
-        <w:rPr>
-          <w:sz w:val="20"/>
-        </w:rPr>
-        <w:t>cloud</w:t>
-      </w:r>
-      <w:r>
-        <w:rPr>
-          <w:spacing w:val="-4"/>
-          <w:sz w:val="20"/>
-        </w:rPr>
-        <w:t xml:space="preserve"> </w:t>
-      </w:r>
-      <w:r>
-        <w:rPr>
-          <w:sz w:val="20"/>
-        </w:rPr>
-        <w:t>services</w:t>
+        <w:t>Evaluated</w:t>
       </w:r>
       <w:r>
         <w:rPr>
@@ -2879,46 +2782,150 @@
         <w:rPr>
           <w:sz w:val="20"/>
         </w:rPr>
-        <w:t>APIs</w:t>
-      </w:r>
-      <w:r>
-        <w:rPr>
-          <w:spacing w:val="-4"/>
-          <w:sz w:val="20"/>
-        </w:rPr>
-        <w:t xml:space="preserve"> </w:t>
-      </w:r>
-      <w:r>
-        <w:rPr>
-          <w:sz w:val="20"/>
-        </w:rPr>
-        <w:t>for</w:t>
-      </w:r>
-      <w:r>
-        <w:rPr>
-          <w:spacing w:val="-4"/>
-          <w:sz w:val="20"/>
-        </w:rPr>
-        <w:t xml:space="preserve"> </w:t>
-      </w:r>
-      <w:r>
-        <w:rPr>
-          <w:sz w:val="20"/>
-        </w:rPr>
-        <w:t>seamless</w:t>
-      </w:r>
-      <w:r>
-        <w:rPr>
-          <w:spacing w:val="-4"/>
-          <w:sz w:val="20"/>
-        </w:rPr>
-        <w:t xml:space="preserve"> </w:t>
-      </w:r>
-      <w:r>
-        <w:rPr>
-          <w:sz w:val="20"/>
-        </w:rPr>
-        <w:t>deployment and optimization.</w:t>
+        <w:t>optimized</w:t>
+      </w:r>
+      <w:r>
+        <w:rPr>
+          <w:spacing w:val="-4"/>
+          <w:sz w:val="20"/>
+        </w:rPr>
+        <w:t xml:space="preserve"> </w:t>
+      </w:r>
+      <w:r>
+        <w:rPr>
+          <w:sz w:val="20"/>
+        </w:rPr>
+        <w:t>AI</w:t>
+      </w:r>
+      <w:r>
+        <w:rPr>
+          <w:spacing w:val="-4"/>
+          <w:sz w:val="20"/>
+        </w:rPr>
+        <w:t xml:space="preserve"> </w:t>
+      </w:r>
+      <w:r>
+        <w:rPr>
+          <w:sz w:val="20"/>
+        </w:rPr>
+        <w:t>model</w:t>
+      </w:r>
+      <w:r>
+        <w:rPr>
+          <w:spacing w:val="-4"/>
+          <w:sz w:val="20"/>
+        </w:rPr>
+        <w:t xml:space="preserve"> </w:t>
+      </w:r>
+      <w:r>
+        <w:rPr>
+          <w:sz w:val="20"/>
+        </w:rPr>
+        <w:t>performance</w:t>
+      </w:r>
+      <w:r>
+        <w:rPr>
+          <w:spacing w:val="-4"/>
+          <w:sz w:val="20"/>
+        </w:rPr>
+        <w:t xml:space="preserve"> </w:t>
+      </w:r>
+      <w:r>
+        <w:rPr>
+          <w:sz w:val="20"/>
+        </w:rPr>
+        <w:t>and</w:t>
+      </w:r>
+      <w:r>
+        <w:rPr>
+          <w:spacing w:val="-4"/>
+          <w:sz w:val="20"/>
+        </w:rPr>
+        <w:t xml:space="preserve"> </w:t>
+      </w:r>
+      <w:r>
+        <w:rPr>
+          <w:sz w:val="20"/>
+        </w:rPr>
+        <w:t>cost-effectiveness</w:t>
+      </w:r>
+      <w:r>
+        <w:rPr>
+          <w:spacing w:val="-4"/>
+          <w:sz w:val="20"/>
+        </w:rPr>
+        <w:t xml:space="preserve"> </w:t>
+      </w:r>
+      <w:r>
+        <w:rPr>
+          <w:sz w:val="20"/>
+        </w:rPr>
+        <w:t>through</w:t>
+      </w:r>
+      <w:r>
+        <w:rPr>
+          <w:spacing w:val="-4"/>
+          <w:sz w:val="20"/>
+        </w:rPr>
+        <w:t xml:space="preserve"> </w:t>
+      </w:r>
+      <w:r>
+        <w:rPr>
+          <w:sz w:val="20"/>
+        </w:rPr>
+        <w:t>targeted</w:t>
+      </w:r>
+      <w:r>
+        <w:rPr>
+          <w:spacing w:val="-4"/>
+          <w:sz w:val="20"/>
+        </w:rPr>
+        <w:t xml:space="preserve"> </w:t>
+      </w:r>
+      <w:r>
+        <w:rPr>
+          <w:sz w:val="20"/>
+        </w:rPr>
+        <w:t>selection</w:t>
+      </w:r>
+      <w:r>
+        <w:rPr>
+          <w:spacing w:val="-4"/>
+          <w:sz w:val="20"/>
+        </w:rPr>
+        <w:t xml:space="preserve"> </w:t>
+      </w:r>
+      <w:r>
+        <w:rPr>
+          <w:sz w:val="20"/>
+        </w:rPr>
+        <w:t>and</w:t>
+      </w:r>
+      <w:r>
+        <w:rPr>
+          <w:spacing w:val="-4"/>
+          <w:sz w:val="20"/>
+        </w:rPr>
+        <w:t xml:space="preserve"> </w:t>
+      </w:r>
+      <w:r>
+        <w:rPr>
+          <w:sz w:val="20"/>
+        </w:rPr>
+        <w:t>benchmarking</w:t>
+      </w:r>
+      <w:r>
+        <w:rPr>
+          <w:spacing w:val="-4"/>
+          <w:sz w:val="20"/>
+        </w:rPr>
+        <w:t xml:space="preserve"> </w:t>
+      </w:r>
+      <w:r>
+        <w:rPr>
+          <w:sz w:val="20"/>
+        </w:rPr>
+        <w:t>of LLMs across providers.</w:t>
       </w:r>
     </w:p>
     <w:p>
@@ -3023,7 +3030,7 @@
       </w:pPr>
       <w:r>
         <w:rPr/>
-        <w:t>Machine Learning Intern - Lahore, PK (at REALLYTICS.AI)</w:t>
+        <w:t>AI Developer (Lahore, PK at REALLYTICS.AI)</w:t>
       </w:r>
       <w:r>
         <w:rPr>
@@ -3053,7 +3060,7 @@
           <w:b/>
           <w:sz w:val="20"/>
         </w:rPr>
-        <w:t>Collaborated</w:t>
+        <w:t>Engineered</w:t>
       </w:r>
       <w:r>
         <w:rPr>
@@ -3069,7 +3076,7 @@
           <w:spacing w:val="-2"/>
           <w:sz w:val="20"/>
         </w:rPr>
-        <w:t>with cross-functional teams to optimize data workflows, aligning with AI-driven objectives for enhanced efficiency.</w:t>
+        <w:t>ETL pipelines in Python and SQL to integrate and optimize data workflows, supporting scalable AI-powered internal tools and automation.</w:t>
       </w:r>
     </w:p>
     <w:p>
@@ -3093,7 +3100,7 @@
         <w:rPr>
           <w:sz w:val="20"/>
         </w:rPr>
-        <w:t>Engineered</w:t>
+        <w:t>Implemented</w:t>
       </w:r>
       <w:r>
         <w:rPr>
@@ -3106,7 +3113,7 @@
         <w:rPr>
           <w:sz w:val="20"/>
         </w:rPr>
-        <w:t>Python</w:t>
+        <w:t>advanced</w:t>
       </w:r>
       <w:r>
         <w:rPr>
@@ -3119,6 +3126,71 @@
         <w:rPr>
           <w:sz w:val="20"/>
         </w:rPr>
+        <w:t>SQL</w:t>
+      </w:r>
+      <w:r>
+        <w:rPr>
+          <w:spacing w:val="-3"/>
+          <w:sz w:val="20"/>
+        </w:rPr>
+        <w:t xml:space="preserve"> </w:t>
+      </w:r>
+      <w:r>
+        <w:rPr>
+          <w:sz w:val="20"/>
+        </w:rPr>
+        <w:t>queries,</w:t>
+      </w:r>
+      <w:r>
+        <w:rPr>
+          <w:spacing w:val="-3"/>
+          <w:sz w:val="20"/>
+        </w:rPr>
+        <w:t xml:space="preserve"> </w:t>
+      </w:r>
+      <w:r>
+        <w:rPr>
+          <w:sz w:val="20"/>
+        </w:rPr>
+        <w:t>including</w:t>
+      </w:r>
+      <w:r>
+        <w:rPr>
+          <w:spacing w:val="-3"/>
+          <w:sz w:val="20"/>
+        </w:rPr>
+        <w:t xml:space="preserve"> </w:t>
+      </w:r>
+      <w:r>
+        <w:rPr>
+          <w:sz w:val="20"/>
+        </w:rPr>
+        <w:t>multi-table</w:t>
+      </w:r>
+      <w:r>
+        <w:rPr>
+          <w:spacing w:val="-3"/>
+          <w:sz w:val="20"/>
+        </w:rPr>
+        <w:t xml:space="preserve"> </w:t>
+      </w:r>
+      <w:r>
+        <w:rPr>
+          <w:sz w:val="20"/>
+        </w:rPr>
+        <w:t>JOINs</w:t>
+      </w:r>
+      <w:r>
+        <w:rPr>
+          <w:spacing w:val="-3"/>
+          <w:sz w:val="20"/>
+        </w:rPr>
+        <w:t xml:space="preserve"> </w:t>
+      </w:r>
+      <w:r>
+        <w:rPr>
+          <w:sz w:val="20"/>
+        </w:rPr>
         <w:t>and</w:t>
       </w:r>
       <w:r>
@@ -3132,7 +3204,7 @@
         <w:rPr>
           <w:sz w:val="20"/>
         </w:rPr>
-        <w:t>SQL-based</w:t>
+        <w:t>window</w:t>
       </w:r>
       <w:r>
         <w:rPr>
@@ -3145,7 +3217,7 @@
         <w:rPr>
           <w:sz w:val="20"/>
         </w:rPr>
-        <w:t>ETL</w:t>
+        <w:t>functions,</w:t>
       </w:r>
       <w:r>
         <w:rPr>
@@ -3158,7 +3230,7 @@
         <w:rPr>
           <w:sz w:val="20"/>
         </w:rPr>
-        <w:t>pipelines</w:t>
+        <w:t>to</w:t>
       </w:r>
       <w:r>
         <w:rPr>
@@ -3171,7 +3243,7 @@
         <w:rPr>
           <w:sz w:val="20"/>
         </w:rPr>
-        <w:t>to</w:t>
+        <w:t>streamline</w:t>
       </w:r>
       <w:r>
         <w:rPr>
@@ -3184,7 +3256,7 @@
         <w:rPr>
           <w:sz w:val="20"/>
         </w:rPr>
-        <w:t>streamline</w:t>
+        <w:t>data</w:t>
       </w:r>
       <w:r>
         <w:rPr>
@@ -3197,7 +3269,7 @@
         <w:rPr>
           <w:sz w:val="20"/>
         </w:rPr>
-        <w:t>fragmented</w:t>
+        <w:t>structuring</w:t>
       </w:r>
       <w:r>
         <w:rPr>
@@ -3210,72 +3282,7 @@
         <w:rPr>
           <w:sz w:val="20"/>
         </w:rPr>
-        <w:t>data</w:t>
-      </w:r>
-      <w:r>
-        <w:rPr>
-          <w:spacing w:val="-3"/>
-          <w:sz w:val="20"/>
-        </w:rPr>
-        <w:t xml:space="preserve"> </w:t>
-      </w:r>
-      <w:r>
-        <w:rPr>
-          <w:sz w:val="20"/>
-        </w:rPr>
-        <w:t>sources,</w:t>
-      </w:r>
-      <w:r>
-        <w:rPr>
-          <w:spacing w:val="-3"/>
-          <w:sz w:val="20"/>
-        </w:rPr>
-        <w:t xml:space="preserve"> </w:t>
-      </w:r>
-      <w:r>
-        <w:rPr>
-          <w:sz w:val="20"/>
-        </w:rPr>
-        <w:t>supporting</w:t>
-      </w:r>
-      <w:r>
-        <w:rPr>
-          <w:spacing w:val="-3"/>
-          <w:sz w:val="20"/>
-        </w:rPr>
-        <w:t xml:space="preserve"> </w:t>
-      </w:r>
-      <w:r>
-        <w:rPr>
-          <w:sz w:val="20"/>
-        </w:rPr>
-        <w:t>scalable</w:t>
-      </w:r>
-      <w:r>
-        <w:rPr>
-          <w:spacing w:val="-3"/>
-          <w:sz w:val="20"/>
-        </w:rPr>
-        <w:t xml:space="preserve"> </w:t>
-      </w:r>
-      <w:r>
-        <w:rPr>
-          <w:sz w:val="20"/>
-        </w:rPr>
-        <w:t>AI</w:t>
-      </w:r>
-      <w:r>
-        <w:rPr>
-          <w:spacing w:val="-3"/>
-          <w:sz w:val="20"/>
-        </w:rPr>
-        <w:t xml:space="preserve"> </w:t>
-      </w:r>
-      <w:r>
-        <w:rPr>
-          <w:sz w:val="20"/>
-        </w:rPr>
-        <w:t>inference processes.</w:t>
+        <w:t>for AI-driven reporting, reducing manual effort by 40%.</w:t>
       </w:r>
     </w:p>
     <w:p>
@@ -3299,46 +3306,72 @@
         <w:rPr>
           <w:sz w:val="20"/>
         </w:rPr>
-        <w:t>Utilized</w:t>
-      </w:r>
-      <w:r>
-        <w:rPr>
-          <w:spacing w:val="-5"/>
-          <w:sz w:val="20"/>
-        </w:rPr>
-        <w:t xml:space="preserve"> </w:t>
-      </w:r>
-      <w:r>
-        <w:rPr>
-          <w:sz w:val="20"/>
-        </w:rPr>
-        <w:t>advanced</w:t>
-      </w:r>
-      <w:r>
-        <w:rPr>
-          <w:spacing w:val="-5"/>
-          <w:sz w:val="20"/>
-        </w:rPr>
-        <w:t xml:space="preserve"> </w:t>
-      </w:r>
-      <w:r>
-        <w:rPr>
-          <w:sz w:val="20"/>
-        </w:rPr>
-        <w:t>SQL</w:t>
-      </w:r>
-      <w:r>
-        <w:rPr>
-          <w:spacing w:val="-5"/>
-          <w:sz w:val="20"/>
-        </w:rPr>
-        <w:t xml:space="preserve"> </w:t>
-      </w:r>
-      <w:r>
-        <w:rPr>
-          <w:sz w:val="20"/>
-        </w:rPr>
-        <w:t>techniques</w:t>
+        <w:t>Designed</w:t>
+      </w:r>
+      <w:r>
+        <w:rPr>
+          <w:spacing w:val="-5"/>
+          <w:sz w:val="20"/>
+        </w:rPr>
+        <w:t xml:space="preserve"> </w:t>
+      </w:r>
+      <w:r>
+        <w:rPr>
+          <w:sz w:val="20"/>
+        </w:rPr>
+        <w:t>and</w:t>
+      </w:r>
+      <w:r>
+        <w:rPr>
+          <w:spacing w:val="-5"/>
+          <w:sz w:val="20"/>
+        </w:rPr>
+        <w:t xml:space="preserve"> </w:t>
+      </w:r>
+      <w:r>
+        <w:rPr>
+          <w:sz w:val="20"/>
+        </w:rPr>
+        <w:t>deployed</w:t>
+      </w:r>
+      <w:r>
+        <w:rPr>
+          <w:spacing w:val="-5"/>
+          <w:sz w:val="20"/>
+        </w:rPr>
+        <w:t xml:space="preserve"> </w:t>
+      </w:r>
+      <w:r>
+        <w:rPr>
+          <w:sz w:val="20"/>
+        </w:rPr>
+        <w:t>data</w:t>
+      </w:r>
+      <w:r>
+        <w:rPr>
+          <w:spacing w:val="-5"/>
+          <w:sz w:val="20"/>
+        </w:rPr>
+        <w:t xml:space="preserve"> </w:t>
+      </w:r>
+      <w:r>
+        <w:rPr>
+          <w:sz w:val="20"/>
+        </w:rPr>
+        <w:t>transformation</w:t>
+      </w:r>
+      <w:r>
+        <w:rPr>
+          <w:spacing w:val="-5"/>
+          <w:sz w:val="20"/>
+        </w:rPr>
+        <w:t xml:space="preserve"> </w:t>
+      </w:r>
+      <w:r>
+        <w:rPr>
+          <w:sz w:val="20"/>
+        </w:rPr>
+        <w:t>workflows</w:t>
       </w:r>
       <w:r>
         <w:rPr>
@@ -3364,33 +3397,59 @@
         <w:rPr>
           <w:sz w:val="20"/>
         </w:rPr>
-        <w:t>structure</w:t>
-      </w:r>
-      <w:r>
-        <w:rPr>
-          <w:spacing w:val="-5"/>
-          <w:sz w:val="20"/>
-        </w:rPr>
-        <w:t xml:space="preserve"> </w:t>
-      </w:r>
-      <w:r>
-        <w:rPr>
-          <w:sz w:val="20"/>
-        </w:rPr>
-        <w:t>large</w:t>
-      </w:r>
-      <w:r>
-        <w:rPr>
-          <w:spacing w:val="-5"/>
-          <w:sz w:val="20"/>
-        </w:rPr>
-        <w:t xml:space="preserve"> </w:t>
-      </w:r>
-      <w:r>
-        <w:rPr>
-          <w:sz w:val="20"/>
-        </w:rPr>
-        <w:t>datasets,</w:t>
+        <w:t>preprocess</w:t>
+      </w:r>
+      <w:r>
+        <w:rPr>
+          <w:spacing w:val="-5"/>
+          <w:sz w:val="20"/>
+        </w:rPr>
+        <w:t xml:space="preserve"> </w:t>
+      </w:r>
+      <w:r>
+        <w:rPr>
+          <w:sz w:val="20"/>
+        </w:rPr>
+        <w:t>transactional</w:t>
+      </w:r>
+      <w:r>
+        <w:rPr>
+          <w:spacing w:val="-5"/>
+          <w:sz w:val="20"/>
+        </w:rPr>
+        <w:t xml:space="preserve"> </w:t>
+      </w:r>
+      <w:r>
+        <w:rPr>
+          <w:sz w:val="20"/>
+        </w:rPr>
+        <w:t>and</w:t>
+      </w:r>
+      <w:r>
+        <w:rPr>
+          <w:spacing w:val="-5"/>
+          <w:sz w:val="20"/>
+        </w:rPr>
+        <w:t xml:space="preserve"> </w:t>
+      </w:r>
+      <w:r>
+        <w:rPr>
+          <w:sz w:val="20"/>
+        </w:rPr>
+        <w:t>sentiment</w:t>
+      </w:r>
+      <w:r>
+        <w:rPr>
+          <w:spacing w:val="-5"/>
+          <w:sz w:val="20"/>
+        </w:rPr>
+        <w:t xml:space="preserve"> </w:t>
+      </w:r>
+      <w:r>
+        <w:rPr>
+          <w:sz w:val="20"/>
+        </w:rPr>
+        <w:t>data,</w:t>
       </w:r>
       <w:r>
         <w:rPr>
@@ -3416,59 +3475,7 @@
         <w:rPr>
           <w:sz w:val="20"/>
         </w:rPr>
-        <w:t>automated</w:t>
-      </w:r>
-      <w:r>
-        <w:rPr>
-          <w:spacing w:val="-5"/>
-          <w:sz w:val="20"/>
-        </w:rPr>
-        <w:t xml:space="preserve"> </w:t>
-      </w:r>
-      <w:r>
-        <w:rPr>
-          <w:sz w:val="20"/>
-        </w:rPr>
-        <w:t>reporting</w:t>
-      </w:r>
-      <w:r>
-        <w:rPr>
-          <w:spacing w:val="-5"/>
-          <w:sz w:val="20"/>
-        </w:rPr>
-        <w:t xml:space="preserve"> </w:t>
-      </w:r>
-      <w:r>
-        <w:rPr>
-          <w:sz w:val="20"/>
-        </w:rPr>
-        <w:t>and</w:t>
-      </w:r>
-      <w:r>
-        <w:rPr>
-          <w:spacing w:val="-5"/>
-          <w:sz w:val="20"/>
-        </w:rPr>
-        <w:t xml:space="preserve"> </w:t>
-      </w:r>
-      <w:r>
-        <w:rPr>
-          <w:sz w:val="20"/>
-        </w:rPr>
-        <w:t>reducing</w:t>
-      </w:r>
-      <w:r>
-        <w:rPr>
-          <w:spacing w:val="-5"/>
-          <w:sz w:val="20"/>
-        </w:rPr>
-        <w:t xml:space="preserve"> </w:t>
-      </w:r>
-      <w:r>
-        <w:rPr>
-          <w:sz w:val="20"/>
-        </w:rPr>
-        <w:t>manual intervention by 40%.</w:t>
+        <w:t>efficient ingestion into AI-enhanced knowledge systems.</w:t>
       </w:r>
     </w:p>
     <w:p>
@@ -3505,6 +3512,19 @@
         <w:rPr>
           <w:sz w:val="20"/>
         </w:rPr>
+        <w:t>Python-based</w:t>
+      </w:r>
+      <w:r>
+        <w:rPr>
+          <w:spacing w:val="-3"/>
+          <w:sz w:val="20"/>
+        </w:rPr>
+        <w:t xml:space="preserve"> </w:t>
+      </w:r>
+      <w:r>
+        <w:rPr>
+          <w:sz w:val="20"/>
+        </w:rPr>
         <w:t>data</w:t>
       </w:r>
       <w:r>
@@ -3518,7 +3538,7 @@
         <w:rPr>
           <w:sz w:val="20"/>
         </w:rPr>
-        <w:t>transformation</w:t>
+        <w:t>validation</w:t>
       </w:r>
       <w:r>
         <w:rPr>
@@ -3531,7 +3551,7 @@
         <w:rPr>
           <w:sz w:val="20"/>
         </w:rPr>
-        <w:t>workflows</w:t>
+        <w:t>scripts</w:t>
       </w:r>
       <w:r>
         <w:rPr>
@@ -3557,7 +3577,7 @@
         <w:rPr>
           <w:sz w:val="20"/>
         </w:rPr>
-        <w:t>clean</w:t>
+        <w:t>ensure</w:t>
       </w:r>
       <w:r>
         <w:rPr>
@@ -3570,7 +3590,7 @@
         <w:rPr>
           <w:sz w:val="20"/>
         </w:rPr>
-        <w:t>and</w:t>
+        <w:t>pipeline</w:t>
       </w:r>
       <w:r>
         <w:rPr>
@@ -3583,7 +3603,7 @@
         <w:rPr>
           <w:sz w:val="20"/>
         </w:rPr>
-        <w:t>normalize</w:t>
+        <w:t>integrity,</w:t>
       </w:r>
       <w:r>
         <w:rPr>
@@ -3596,7 +3616,7 @@
         <w:rPr>
           <w:sz w:val="20"/>
         </w:rPr>
-        <w:t>transactional</w:t>
+        <w:t>supporting</w:t>
       </w:r>
       <w:r>
         <w:rPr>
@@ -3609,7 +3629,7 @@
         <w:rPr>
           <w:sz w:val="20"/>
         </w:rPr>
-        <w:t>and</w:t>
+        <w:t>reliable</w:t>
       </w:r>
       <w:r>
         <w:rPr>
@@ -3622,7 +3642,7 @@
         <w:rPr>
           <w:sz w:val="20"/>
         </w:rPr>
-        <w:t>sentiment</w:t>
+        <w:t>AI-assisted</w:t>
       </w:r>
       <w:r>
         <w:rPr>
@@ -3635,7 +3655,7 @@
         <w:rPr>
           <w:sz w:val="20"/>
         </w:rPr>
-        <w:t>data,</w:t>
+        <w:t>systems</w:t>
       </w:r>
       <w:r>
         <w:rPr>
@@ -3648,7 +3668,7 @@
         <w:rPr>
           <w:sz w:val="20"/>
         </w:rPr>
-        <w:t>facilitating</w:t>
+        <w:t>across</w:t>
       </w:r>
       <w:r>
         <w:rPr>
@@ -3661,20 +3681,7 @@
         <w:rPr>
           <w:sz w:val="20"/>
         </w:rPr>
-        <w:t>AI</w:t>
-      </w:r>
-      <w:r>
-        <w:rPr>
-          <w:spacing w:val="-3"/>
-          <w:sz w:val="20"/>
-        </w:rPr>
-        <w:t xml:space="preserve"> </w:t>
-      </w:r>
-      <w:r>
-        <w:rPr>
-          <w:sz w:val="20"/>
-        </w:rPr>
-        <w:t>model readiness.</w:t>
+        <w:t>multiple business units.</w:t>
       </w:r>
     </w:p>
     <w:p>
@@ -3698,46 +3705,59 @@
         <w:rPr>
           <w:sz w:val="20"/>
         </w:rPr>
-        <w:t>Implemented</w:t>
-      </w:r>
-      <w:r>
-        <w:rPr>
-          <w:spacing w:val="-4"/>
-          <w:sz w:val="20"/>
-        </w:rPr>
-        <w:t xml:space="preserve"> </w:t>
-      </w:r>
-      <w:r>
-        <w:rPr>
-          <w:sz w:val="20"/>
-        </w:rPr>
-        <w:t>automated</w:t>
-      </w:r>
-      <w:r>
-        <w:rPr>
-          <w:spacing w:val="-4"/>
-          <w:sz w:val="20"/>
-        </w:rPr>
-        <w:t xml:space="preserve"> </w:t>
-      </w:r>
-      <w:r>
-        <w:rPr>
-          <w:sz w:val="20"/>
-        </w:rPr>
-        <w:t>Python</w:t>
-      </w:r>
-      <w:r>
-        <w:rPr>
-          <w:spacing w:val="-4"/>
-          <w:sz w:val="20"/>
-        </w:rPr>
-        <w:t xml:space="preserve"> </w:t>
-      </w:r>
-      <w:r>
-        <w:rPr>
-          <w:sz w:val="20"/>
-        </w:rPr>
-        <w:t>scripts</w:t>
+        <w:t>Built</w:t>
+      </w:r>
+      <w:r>
+        <w:rPr>
+          <w:spacing w:val="-4"/>
+          <w:sz w:val="20"/>
+        </w:rPr>
+        <w:t xml:space="preserve"> </w:t>
+      </w:r>
+      <w:r>
+        <w:rPr>
+          <w:sz w:val="20"/>
+        </w:rPr>
+        <w:t>real-time</w:t>
+      </w:r>
+      <w:r>
+        <w:rPr>
+          <w:spacing w:val="-4"/>
+          <w:sz w:val="20"/>
+        </w:rPr>
+        <w:t xml:space="preserve"> </w:t>
+      </w:r>
+      <w:r>
+        <w:rPr>
+          <w:sz w:val="20"/>
+        </w:rPr>
+        <w:t>Power</w:t>
+      </w:r>
+      <w:r>
+        <w:rPr>
+          <w:spacing w:val="-4"/>
+          <w:sz w:val="20"/>
+        </w:rPr>
+        <w:t xml:space="preserve"> </w:t>
+      </w:r>
+      <w:r>
+        <w:rPr>
+          <w:sz w:val="20"/>
+        </w:rPr>
+        <w:t>BI</w:t>
+      </w:r>
+      <w:r>
+        <w:rPr>
+          <w:spacing w:val="-4"/>
+          <w:sz w:val="20"/>
+        </w:rPr>
+        <w:t xml:space="preserve"> </w:t>
+      </w:r>
+      <w:r>
+        <w:rPr>
+          <w:sz w:val="20"/>
+        </w:rPr>
+        <w:t>dashboards</w:t>
       </w:r>
       <w:r>
         <w:rPr>
@@ -3763,111 +3783,98 @@
         <w:rPr>
           <w:sz w:val="20"/>
         </w:rPr>
-        <w:t>data</w:t>
-      </w:r>
-      <w:r>
-        <w:rPr>
-          <w:spacing w:val="-4"/>
-          <w:sz w:val="20"/>
-        </w:rPr>
-        <w:t xml:space="preserve"> </w:t>
-      </w:r>
-      <w:r>
-        <w:rPr>
-          <w:sz w:val="20"/>
-        </w:rPr>
-        <w:t>validation,</w:t>
-      </w:r>
-      <w:r>
-        <w:rPr>
-          <w:spacing w:val="-4"/>
-          <w:sz w:val="20"/>
-        </w:rPr>
-        <w:t xml:space="preserve"> </w:t>
-      </w:r>
-      <w:r>
-        <w:rPr>
-          <w:sz w:val="20"/>
-        </w:rPr>
-        <w:t>ensuring</w:t>
-      </w:r>
-      <w:r>
-        <w:rPr>
-          <w:spacing w:val="-4"/>
-          <w:sz w:val="20"/>
-        </w:rPr>
-        <w:t xml:space="preserve"> </w:t>
-      </w:r>
-      <w:r>
-        <w:rPr>
-          <w:sz w:val="20"/>
-        </w:rPr>
-        <w:t>integrity</w:t>
-      </w:r>
-      <w:r>
-        <w:rPr>
-          <w:spacing w:val="-4"/>
-          <w:sz w:val="20"/>
-        </w:rPr>
-        <w:t xml:space="preserve"> </w:t>
-      </w:r>
-      <w:r>
-        <w:rPr>
-          <w:sz w:val="20"/>
-        </w:rPr>
-        <w:t>in</w:t>
-      </w:r>
-      <w:r>
-        <w:rPr>
-          <w:spacing w:val="-4"/>
-          <w:sz w:val="20"/>
-        </w:rPr>
-        <w:t xml:space="preserve"> </w:t>
-      </w:r>
-      <w:r>
-        <w:rPr>
-          <w:sz w:val="20"/>
-        </w:rPr>
-        <w:t>datasets</w:t>
-      </w:r>
-      <w:r>
-        <w:rPr>
-          <w:spacing w:val="-4"/>
-          <w:sz w:val="20"/>
-        </w:rPr>
-        <w:t xml:space="preserve"> </w:t>
-      </w:r>
-      <w:r>
-        <w:rPr>
-          <w:sz w:val="20"/>
-        </w:rPr>
-        <w:t>used</w:t>
-      </w:r>
-      <w:r>
-        <w:rPr>
-          <w:spacing w:val="-4"/>
-          <w:sz w:val="20"/>
-        </w:rPr>
-        <w:t xml:space="preserve"> </w:t>
-      </w:r>
-      <w:r>
-        <w:rPr>
-          <w:sz w:val="20"/>
-        </w:rPr>
-        <w:t>for</w:t>
-      </w:r>
-      <w:r>
-        <w:rPr>
-          <w:spacing w:val="-4"/>
-          <w:sz w:val="20"/>
-        </w:rPr>
-        <w:t xml:space="preserve"> </w:t>
-      </w:r>
-      <w:r>
-        <w:rPr>
-          <w:sz w:val="20"/>
-        </w:rPr>
-        <w:t>machine learning projects.</w:t>
+        <w:t>operational</w:t>
+      </w:r>
+      <w:r>
+        <w:rPr>
+          <w:spacing w:val="-4"/>
+          <w:sz w:val="20"/>
+        </w:rPr>
+        <w:t xml:space="preserve"> </w:t>
+      </w:r>
+      <w:r>
+        <w:rPr>
+          <w:sz w:val="20"/>
+        </w:rPr>
+        <w:t>insights,</w:t>
+      </w:r>
+      <w:r>
+        <w:rPr>
+          <w:spacing w:val="-4"/>
+          <w:sz w:val="20"/>
+        </w:rPr>
+        <w:t xml:space="preserve"> </w:t>
+      </w:r>
+      <w:r>
+        <w:rPr>
+          <w:sz w:val="20"/>
+        </w:rPr>
+        <w:t>enhancing</w:t>
+      </w:r>
+      <w:r>
+        <w:rPr>
+          <w:spacing w:val="-4"/>
+          <w:sz w:val="20"/>
+        </w:rPr>
+        <w:t xml:space="preserve"> </w:t>
+      </w:r>
+      <w:r>
+        <w:rPr>
+          <w:sz w:val="20"/>
+        </w:rPr>
+        <w:t>decision-making</w:t>
+      </w:r>
+      <w:r>
+        <w:rPr>
+          <w:spacing w:val="-4"/>
+          <w:sz w:val="20"/>
+        </w:rPr>
+        <w:t xml:space="preserve"> </w:t>
+      </w:r>
+      <w:r>
+        <w:rPr>
+          <w:sz w:val="20"/>
+        </w:rPr>
+        <w:t>and</w:t>
+      </w:r>
+      <w:r>
+        <w:rPr>
+          <w:spacing w:val="-4"/>
+          <w:sz w:val="20"/>
+        </w:rPr>
+        <w:t xml:space="preserve"> </w:t>
+      </w:r>
+      <w:r>
+        <w:rPr>
+          <w:sz w:val="20"/>
+        </w:rPr>
+        <w:t>productivity</w:t>
+      </w:r>
+      <w:r>
+        <w:rPr>
+          <w:spacing w:val="-4"/>
+          <w:sz w:val="20"/>
+        </w:rPr>
+        <w:t xml:space="preserve"> </w:t>
+      </w:r>
+      <w:r>
+        <w:rPr>
+          <w:sz w:val="20"/>
+        </w:rPr>
+        <w:t>through</w:t>
+      </w:r>
+      <w:r>
+        <w:rPr>
+          <w:spacing w:val="-4"/>
+          <w:sz w:val="20"/>
+        </w:rPr>
+        <w:t xml:space="preserve"> </w:t>
+      </w:r>
+      <w:r>
+        <w:rPr>
+          <w:sz w:val="20"/>
+        </w:rPr>
+        <w:t>AI-powered analytics.</w:t>
       </w:r>
     </w:p>
     <w:p>
@@ -3891,46 +3898,46 @@
         <w:rPr>
           <w:sz w:val="20"/>
         </w:rPr>
-        <w:t>Designed</w:t>
-      </w:r>
-      <w:r>
-        <w:rPr>
-          <w:spacing w:val="-4"/>
-          <w:sz w:val="20"/>
-        </w:rPr>
-        <w:t xml:space="preserve"> </w:t>
-      </w:r>
-      <w:r>
-        <w:rPr>
-          <w:sz w:val="20"/>
-        </w:rPr>
-        <w:t>Power</w:t>
-      </w:r>
-      <w:r>
-        <w:rPr>
-          <w:spacing w:val="-4"/>
-          <w:sz w:val="20"/>
-        </w:rPr>
-        <w:t xml:space="preserve"> </w:t>
-      </w:r>
-      <w:r>
-        <w:rPr>
-          <w:sz w:val="20"/>
-        </w:rPr>
-        <w:t>BI</w:t>
-      </w:r>
-      <w:r>
-        <w:rPr>
-          <w:spacing w:val="-4"/>
-          <w:sz w:val="20"/>
-        </w:rPr>
-        <w:t xml:space="preserve"> </w:t>
-      </w:r>
-      <w:r>
-        <w:rPr>
-          <w:sz w:val="20"/>
-        </w:rPr>
-        <w:t>dashboards</w:t>
+        <w:t>Created</w:t>
+      </w:r>
+      <w:r>
+        <w:rPr>
+          <w:spacing w:val="-4"/>
+          <w:sz w:val="20"/>
+        </w:rPr>
+        <w:t xml:space="preserve"> </w:t>
+      </w:r>
+      <w:r>
+        <w:rPr>
+          <w:sz w:val="20"/>
+        </w:rPr>
+        <w:t>Amazon</w:t>
+      </w:r>
+      <w:r>
+        <w:rPr>
+          <w:spacing w:val="-4"/>
+          <w:sz w:val="20"/>
+        </w:rPr>
+        <w:t xml:space="preserve"> </w:t>
+      </w:r>
+      <w:r>
+        <w:rPr>
+          <w:sz w:val="20"/>
+        </w:rPr>
+        <w:t>QuickSight</w:t>
+      </w:r>
+      <w:r>
+        <w:rPr>
+          <w:spacing w:val="-4"/>
+          <w:sz w:val="20"/>
+        </w:rPr>
+        <w:t xml:space="preserve"> </w:t>
+      </w:r>
+      <w:r>
+        <w:rPr>
+          <w:sz w:val="20"/>
+        </w:rPr>
+        <w:t>reports</w:t>
       </w:r>
       <w:r>
         <w:rPr>
@@ -3956,85 +3963,85 @@
         <w:rPr>
           <w:sz w:val="20"/>
         </w:rPr>
-        <w:t>visualize</w:t>
-      </w:r>
-      <w:r>
-        <w:rPr>
-          <w:spacing w:val="-4"/>
-          <w:sz w:val="20"/>
-        </w:rPr>
-        <w:t xml:space="preserve"> </w:t>
-      </w:r>
-      <w:r>
-        <w:rPr>
-          <w:sz w:val="20"/>
-        </w:rPr>
-        <w:t>key</w:t>
-      </w:r>
-      <w:r>
-        <w:rPr>
-          <w:spacing w:val="-4"/>
-          <w:sz w:val="20"/>
-        </w:rPr>
-        <w:t xml:space="preserve"> </w:t>
-      </w:r>
-      <w:r>
-        <w:rPr>
-          <w:sz w:val="20"/>
-        </w:rPr>
-        <w:t>metrics,</w:t>
-      </w:r>
-      <w:r>
-        <w:rPr>
-          <w:spacing w:val="-4"/>
-          <w:sz w:val="20"/>
-        </w:rPr>
-        <w:t xml:space="preserve"> </w:t>
-      </w:r>
-      <w:r>
-        <w:rPr>
-          <w:sz w:val="20"/>
-        </w:rPr>
-        <w:t>supporting</w:t>
-      </w:r>
-      <w:r>
-        <w:rPr>
-          <w:spacing w:val="-4"/>
-          <w:sz w:val="20"/>
-        </w:rPr>
-        <w:t xml:space="preserve"> </w:t>
-      </w:r>
-      <w:r>
-        <w:rPr>
-          <w:sz w:val="20"/>
-        </w:rPr>
-        <w:t>data-driven</w:t>
-      </w:r>
-      <w:r>
-        <w:rPr>
-          <w:spacing w:val="-4"/>
-          <w:sz w:val="20"/>
-        </w:rPr>
-        <w:t xml:space="preserve"> </w:t>
-      </w:r>
-      <w:r>
-        <w:rPr>
-          <w:sz w:val="20"/>
-        </w:rPr>
-        <w:t>decision-making</w:t>
-      </w:r>
-      <w:r>
-        <w:rPr>
-          <w:spacing w:val="-4"/>
-          <w:sz w:val="20"/>
-        </w:rPr>
-        <w:t xml:space="preserve"> </w:t>
-      </w:r>
-      <w:r>
-        <w:rPr>
-          <w:sz w:val="20"/>
-        </w:rPr>
-        <w:t>for</w:t>
+        <w:t>analyze</w:t>
+      </w:r>
+      <w:r>
+        <w:rPr>
+          <w:spacing w:val="-4"/>
+          <w:sz w:val="20"/>
+        </w:rPr>
+        <w:t xml:space="preserve"> </w:t>
+      </w:r>
+      <w:r>
+        <w:rPr>
+          <w:sz w:val="20"/>
+        </w:rPr>
+        <w:t>sentiment</w:t>
+      </w:r>
+      <w:r>
+        <w:rPr>
+          <w:spacing w:val="-4"/>
+          <w:sz w:val="20"/>
+        </w:rPr>
+        <w:t xml:space="preserve"> </w:t>
+      </w:r>
+      <w:r>
+        <w:rPr>
+          <w:sz w:val="20"/>
+        </w:rPr>
+        <w:t>trends,</w:t>
+      </w:r>
+      <w:r>
+        <w:rPr>
+          <w:spacing w:val="-4"/>
+          <w:sz w:val="20"/>
+        </w:rPr>
+        <w:t xml:space="preserve"> </w:t>
+      </w:r>
+      <w:r>
+        <w:rPr>
+          <w:sz w:val="20"/>
+        </w:rPr>
+        <w:t>contributing</w:t>
+      </w:r>
+      <w:r>
+        <w:rPr>
+          <w:spacing w:val="-4"/>
+          <w:sz w:val="20"/>
+        </w:rPr>
+        <w:t xml:space="preserve"> </w:t>
+      </w:r>
+      <w:r>
+        <w:rPr>
+          <w:sz w:val="20"/>
+        </w:rPr>
+        <w:t>to</w:t>
+      </w:r>
+      <w:r>
+        <w:rPr>
+          <w:spacing w:val="-4"/>
+          <w:sz w:val="20"/>
+        </w:rPr>
+        <w:t xml:space="preserve"> </w:t>
+      </w:r>
+      <w:r>
+        <w:rPr>
+          <w:sz w:val="20"/>
+        </w:rPr>
+        <w:t>fine-tuned</w:t>
+      </w:r>
+      <w:r>
+        <w:rPr>
+          <w:spacing w:val="-4"/>
+          <w:sz w:val="20"/>
+        </w:rPr>
+        <w:t xml:space="preserve"> </w:t>
+      </w:r>
+      <w:r>
+        <w:rPr>
+          <w:sz w:val="20"/>
+        </w:rPr>
+        <w:t>domain-specific</w:t>
       </w:r>
       <w:r>
         <w:rPr>
@@ -4060,7 +4067,7 @@
         <w:rPr>
           <w:sz w:val="20"/>
         </w:rPr>
-        <w:t>initiatives.</w:t>
+        <w:t>models for improved customer-facing solutions.</w:t>
       </w:r>
     </w:p>
     <w:p>
@@ -4084,46 +4091,46 @@
         <w:rPr>
           <w:sz w:val="20"/>
         </w:rPr>
-        <w:t>Created</w:t>
-      </w:r>
-      <w:r>
-        <w:rPr>
-          <w:spacing w:val="-5"/>
-          <w:sz w:val="20"/>
-        </w:rPr>
-        <w:t xml:space="preserve"> </w:t>
-      </w:r>
-      <w:r>
-        <w:rPr>
-          <w:sz w:val="20"/>
-        </w:rPr>
-        <w:t>Amazon</w:t>
-      </w:r>
-      <w:r>
-        <w:rPr>
-          <w:spacing w:val="-5"/>
-          <w:sz w:val="20"/>
-        </w:rPr>
-        <w:t xml:space="preserve"> </w:t>
-      </w:r>
-      <w:r>
-        <w:rPr>
-          <w:sz w:val="20"/>
-        </w:rPr>
-        <w:t>QuickSight</w:t>
-      </w:r>
-      <w:r>
-        <w:rPr>
-          <w:spacing w:val="-5"/>
-          <w:sz w:val="20"/>
-        </w:rPr>
-        <w:t xml:space="preserve"> </w:t>
-      </w:r>
-      <w:r>
-        <w:rPr>
-          <w:sz w:val="20"/>
-        </w:rPr>
-        <w:t>reports</w:t>
+        <w:t>Deployed</w:t>
+      </w:r>
+      <w:r>
+        <w:rPr>
+          <w:spacing w:val="-5"/>
+          <w:sz w:val="20"/>
+        </w:rPr>
+        <w:t xml:space="preserve"> </w:t>
+      </w:r>
+      <w:r>
+        <w:rPr>
+          <w:sz w:val="20"/>
+        </w:rPr>
+        <w:t>AWS-based</w:t>
+      </w:r>
+      <w:r>
+        <w:rPr>
+          <w:spacing w:val="-5"/>
+          <w:sz w:val="20"/>
+        </w:rPr>
+        <w:t xml:space="preserve"> </w:t>
+      </w:r>
+      <w:r>
+        <w:rPr>
+          <w:sz w:val="20"/>
+        </w:rPr>
+        <w:t>reporting</w:t>
+      </w:r>
+      <w:r>
+        <w:rPr>
+          <w:spacing w:val="-5"/>
+          <w:sz w:val="20"/>
+        </w:rPr>
+        <w:t xml:space="preserve"> </w:t>
+      </w:r>
+      <w:r>
+        <w:rPr>
+          <w:sz w:val="20"/>
+        </w:rPr>
+        <w:t>infrastructure</w:t>
       </w:r>
       <w:r>
         <w:rPr>
@@ -4149,72 +4156,72 @@
         <w:rPr>
           <w:sz w:val="20"/>
         </w:rPr>
-        <w:t>analyze</w:t>
-      </w:r>
-      <w:r>
-        <w:rPr>
-          <w:spacing w:val="-5"/>
-          <w:sz w:val="20"/>
-        </w:rPr>
-        <w:t xml:space="preserve"> </w:t>
-      </w:r>
-      <w:r>
-        <w:rPr>
-          <w:sz w:val="20"/>
-        </w:rPr>
-        <w:t>sentiment</w:t>
-      </w:r>
-      <w:r>
-        <w:rPr>
-          <w:spacing w:val="-5"/>
-          <w:sz w:val="20"/>
-        </w:rPr>
-        <w:t xml:space="preserve"> </w:t>
-      </w:r>
-      <w:r>
-        <w:rPr>
-          <w:sz w:val="20"/>
-        </w:rPr>
-        <w:t>trends,</w:t>
-      </w:r>
-      <w:r>
-        <w:rPr>
-          <w:spacing w:val="-5"/>
-          <w:sz w:val="20"/>
-        </w:rPr>
-        <w:t xml:space="preserve"> </w:t>
-      </w:r>
-      <w:r>
-        <w:rPr>
-          <w:sz w:val="20"/>
-        </w:rPr>
-        <w:t>contributing</w:t>
-      </w:r>
-      <w:r>
-        <w:rPr>
-          <w:spacing w:val="-5"/>
-          <w:sz w:val="20"/>
-        </w:rPr>
-        <w:t xml:space="preserve"> </w:t>
-      </w:r>
-      <w:r>
-        <w:rPr>
-          <w:sz w:val="20"/>
-        </w:rPr>
-        <w:t>to</w:t>
-      </w:r>
-      <w:r>
-        <w:rPr>
-          <w:spacing w:val="-5"/>
-          <w:sz w:val="20"/>
-        </w:rPr>
-        <w:t xml:space="preserve"> </w:t>
-      </w:r>
-      <w:r>
-        <w:rPr>
-          <w:sz w:val="20"/>
-        </w:rPr>
-        <w:t>actionable insights for AI-driven customer satisfaction improvements.</w:t>
+        <w:t>facilitate</w:t>
+      </w:r>
+      <w:r>
+        <w:rPr>
+          <w:spacing w:val="-5"/>
+          <w:sz w:val="20"/>
+        </w:rPr>
+        <w:t xml:space="preserve"> </w:t>
+      </w:r>
+      <w:r>
+        <w:rPr>
+          <w:sz w:val="20"/>
+        </w:rPr>
+        <w:t>real-time</w:t>
+      </w:r>
+      <w:r>
+        <w:rPr>
+          <w:spacing w:val="-5"/>
+          <w:sz w:val="20"/>
+        </w:rPr>
+        <w:t xml:space="preserve"> </w:t>
+      </w:r>
+      <w:r>
+        <w:rPr>
+          <w:sz w:val="20"/>
+        </w:rPr>
+        <w:t>data</w:t>
+      </w:r>
+      <w:r>
+        <w:rPr>
+          <w:spacing w:val="-5"/>
+          <w:sz w:val="20"/>
+        </w:rPr>
+        <w:t xml:space="preserve"> </w:t>
+      </w:r>
+      <w:r>
+        <w:rPr>
+          <w:sz w:val="20"/>
+        </w:rPr>
+        <w:t>access,</w:t>
+      </w:r>
+      <w:r>
+        <w:rPr>
+          <w:spacing w:val="-5"/>
+          <w:sz w:val="20"/>
+        </w:rPr>
+        <w:t xml:space="preserve"> </w:t>
+      </w:r>
+      <w:r>
+        <w:rPr>
+          <w:sz w:val="20"/>
+        </w:rPr>
+        <w:t>enabling</w:t>
+      </w:r>
+      <w:r>
+        <w:rPr>
+          <w:spacing w:val="-5"/>
+          <w:sz w:val="20"/>
+        </w:rPr>
+        <w:t xml:space="preserve"> </w:t>
+      </w:r>
+      <w:r>
+        <w:rPr>
+          <w:sz w:val="20"/>
+        </w:rPr>
+        <w:t>seamless integration with AI-driven automation workflows.</w:t>
       </w:r>
     </w:p>
     <w:p>
@@ -4238,7 +4245,7 @@
         <w:rPr>
           <w:sz w:val="20"/>
         </w:rPr>
-        <w:t>Deployed</w:t>
+        <w:t>Optimized</w:t>
       </w:r>
       <w:r>
         <w:rPr>
@@ -4251,6 +4258,45 @@
         <w:rPr>
           <w:sz w:val="20"/>
         </w:rPr>
+        <w:t>data</w:t>
+      </w:r>
+      <w:r>
+        <w:rPr>
+          <w:spacing w:val="-8"/>
+          <w:sz w:val="20"/>
+        </w:rPr>
+        <w:t xml:space="preserve"> </w:t>
+      </w:r>
+      <w:r>
+        <w:rPr>
+          <w:sz w:val="20"/>
+        </w:rPr>
+        <w:t>pipelines</w:t>
+      </w:r>
+      <w:r>
+        <w:rPr>
+          <w:spacing w:val="-8"/>
+          <w:sz w:val="20"/>
+        </w:rPr>
+        <w:t xml:space="preserve"> </w:t>
+      </w:r>
+      <w:r>
+        <w:rPr>
+          <w:sz w:val="20"/>
+        </w:rPr>
+        <w:t>and</w:t>
+      </w:r>
+      <w:r>
+        <w:rPr>
+          <w:spacing w:val="-8"/>
+          <w:sz w:val="20"/>
+        </w:rPr>
+        <w:t xml:space="preserve"> </w:t>
+      </w:r>
+      <w:r>
+        <w:rPr>
+          <w:sz w:val="20"/>
+        </w:rPr>
         <w:t>reporting</w:t>
       </w:r>
       <w:r>
@@ -4264,7 +4310,7 @@
         <w:rPr>
           <w:sz w:val="20"/>
         </w:rPr>
-        <w:t>infrastructure</w:t>
+        <w:t>tools</w:t>
       </w:r>
       <w:r>
         <w:rPr>
@@ -4277,7 +4323,7 @@
         <w:rPr>
           <w:sz w:val="20"/>
         </w:rPr>
-        <w:t>on</w:t>
+        <w:t>to</w:t>
       </w:r>
       <w:r>
         <w:rPr>
@@ -4290,7 +4336,7 @@
         <w:rPr>
           <w:sz w:val="20"/>
         </w:rPr>
-        <w:t>AWS,</w:t>
+        <w:t>enhance</w:t>
       </w:r>
       <w:r>
         <w:rPr>
@@ -4303,7 +4349,7 @@
         <w:rPr>
           <w:sz w:val="20"/>
         </w:rPr>
-        <w:t>enabling</w:t>
+        <w:t>developer</w:t>
       </w:r>
       <w:r>
         <w:rPr>
@@ -4316,7 +4362,7 @@
         <w:rPr>
           <w:sz w:val="20"/>
         </w:rPr>
-        <w:t>real-time</w:t>
+        <w:t>workflows</w:t>
       </w:r>
       <w:r>
         <w:rPr>
@@ -4329,7 +4375,7 @@
         <w:rPr>
           <w:sz w:val="20"/>
         </w:rPr>
-        <w:t>data</w:t>
+        <w:t>and</w:t>
       </w:r>
       <w:r>
         <w:rPr>
@@ -4342,7 +4388,7 @@
         <w:rPr>
           <w:sz w:val="20"/>
         </w:rPr>
-        <w:t>access</w:t>
+        <w:t>support</w:t>
       </w:r>
       <w:r>
         <w:rPr>
@@ -4355,7 +4401,7 @@
         <w:rPr>
           <w:sz w:val="20"/>
         </w:rPr>
-        <w:t>and</w:t>
+        <w:t>scalable</w:t>
       </w:r>
       <w:r>
         <w:rPr>
@@ -4366,49 +4412,10 @@
       </w:r>
       <w:r>
         <w:rPr>
-          <w:sz w:val="20"/>
-        </w:rPr>
-        <w:t>supporting</w:t>
-      </w:r>
-      <w:r>
-        <w:rPr>
-          <w:spacing w:val="-8"/>
-          <w:sz w:val="20"/>
-        </w:rPr>
-        <w:t xml:space="preserve"> </w:t>
-      </w:r>
-      <w:r>
-        <w:rPr>
-          <w:sz w:val="20"/>
-        </w:rPr>
-        <w:t>cloud-based</w:t>
-      </w:r>
-      <w:r>
-        <w:rPr>
-          <w:spacing w:val="-8"/>
-          <w:sz w:val="20"/>
-        </w:rPr>
-        <w:t xml:space="preserve"> </w:t>
-      </w:r>
-      <w:r>
-        <w:rPr>
-          <w:sz w:val="20"/>
-        </w:rPr>
-        <w:t>AI</w:t>
-      </w:r>
-      <w:r>
-        <w:rPr>
-          <w:spacing w:val="-8"/>
-          <w:sz w:val="20"/>
-        </w:rPr>
-        <w:t xml:space="preserve"> </w:t>
-      </w:r>
-      <w:r>
-        <w:rPr>
           <w:spacing w:val="-2"/>
           <w:sz w:val="20"/>
         </w:rPr>
-        <w:t>optimization workflows.</w:t>
+        <w:t>RAG systems in production environments.</w:t>
       </w:r>
     </w:p>
     <w:p>
@@ -4513,7 +4520,7 @@
       </w:pPr>
       <w:r>
         <w:rPr/>
-        <w:t>NLP Intern - Lahore, PK (at REALLYTICS.AI)</w:t>
+        <w:t>AI Solutions Architect (Lahore, PK at REALLYTICS.AI)</w:t>
       </w:r>
       <w:r>
         <w:rPr>
@@ -4543,7 +4550,7 @@
           <w:b/>
           <w:sz w:val="20"/>
         </w:rPr>
-        <w:t>Junior</w:t>
+        <w:t>Developed</w:t>
       </w:r>
       <w:r>
         <w:rPr>
@@ -4558,7 +4565,7 @@
           <w:b/>
           <w:sz w:val="20"/>
         </w:rPr>
-        <w:t>Software</w:t>
+        <w:t>predictive</w:t>
       </w:r>
       <w:r>
         <w:rPr>
@@ -4574,7 +4581,7 @@
           <w:spacing w:val="-2"/>
           <w:sz w:val="20"/>
         </w:rPr>
-        <w:t>Engineer with experience in Python programming and machine learning frameworks.</w:t>
+        <w:t>analytics pipelines using Python and machine learning techniques, aligning with AI-driven solutions for time series forecasting and classification.</w:t>
       </w:r>
     </w:p>
     <w:p>
@@ -4598,72 +4605,111 @@
         <w:rPr>
           <w:sz w:val="20"/>
         </w:rPr>
-        <w:t>Optimized</w:t>
-      </w:r>
-      <w:r>
-        <w:rPr>
-          <w:spacing w:val="-4"/>
-          <w:sz w:val="20"/>
-        </w:rPr>
-        <w:t xml:space="preserve"> </w:t>
-      </w:r>
-      <w:r>
-        <w:rPr>
-          <w:sz w:val="20"/>
-        </w:rPr>
-        <w:t>predictive</w:t>
-      </w:r>
-      <w:r>
-        <w:rPr>
-          <w:spacing w:val="-4"/>
-          <w:sz w:val="20"/>
-        </w:rPr>
-        <w:t xml:space="preserve"> </w:t>
-      </w:r>
-      <w:r>
-        <w:rPr>
-          <w:sz w:val="20"/>
-        </w:rPr>
-        <w:t>analytics</w:t>
-      </w:r>
-      <w:r>
-        <w:rPr>
-          <w:spacing w:val="-4"/>
-          <w:sz w:val="20"/>
-        </w:rPr>
-        <w:t xml:space="preserve"> </w:t>
-      </w:r>
-      <w:r>
-        <w:rPr>
-          <w:sz w:val="20"/>
-        </w:rPr>
-        <w:t>pipeline</w:t>
-      </w:r>
-      <w:r>
-        <w:rPr>
-          <w:spacing w:val="-4"/>
-          <w:sz w:val="20"/>
-        </w:rPr>
-        <w:t xml:space="preserve"> </w:t>
-      </w:r>
-      <w:r>
-        <w:rPr>
-          <w:sz w:val="20"/>
-        </w:rPr>
-        <w:t>using</w:t>
-      </w:r>
-      <w:r>
-        <w:rPr>
-          <w:spacing w:val="-4"/>
-          <w:sz w:val="20"/>
-        </w:rPr>
-        <w:t xml:space="preserve"> </w:t>
-      </w:r>
-      <w:r>
-        <w:rPr>
-          <w:sz w:val="20"/>
-        </w:rPr>
-        <w:t>Python</w:t>
+        <w:t>Created</w:t>
+      </w:r>
+      <w:r>
+        <w:rPr>
+          <w:spacing w:val="-4"/>
+          <w:sz w:val="20"/>
+        </w:rPr>
+        <w:t xml:space="preserve"> </w:t>
+      </w:r>
+      <w:r>
+        <w:rPr>
+          <w:sz w:val="20"/>
+        </w:rPr>
+        <w:t>Python-based</w:t>
+      </w:r>
+      <w:r>
+        <w:rPr>
+          <w:spacing w:val="-4"/>
+          <w:sz w:val="20"/>
+        </w:rPr>
+        <w:t xml:space="preserve"> </w:t>
+      </w:r>
+      <w:r>
+        <w:rPr>
+          <w:sz w:val="20"/>
+        </w:rPr>
+        <w:t>automation</w:t>
+      </w:r>
+      <w:r>
+        <w:rPr>
+          <w:spacing w:val="-4"/>
+          <w:sz w:val="20"/>
+        </w:rPr>
+        <w:t xml:space="preserve"> </w:t>
+      </w:r>
+      <w:r>
+        <w:rPr>
+          <w:sz w:val="20"/>
+        </w:rPr>
+        <w:t>tools</w:t>
+      </w:r>
+      <w:r>
+        <w:rPr>
+          <w:spacing w:val="-4"/>
+          <w:sz w:val="20"/>
+        </w:rPr>
+        <w:t xml:space="preserve"> </w:t>
+      </w:r>
+      <w:r>
+        <w:rPr>
+          <w:sz w:val="20"/>
+        </w:rPr>
+        <w:t>with</w:t>
+      </w:r>
+      <w:r>
+        <w:rPr>
+          <w:spacing w:val="-4"/>
+          <w:sz w:val="20"/>
+        </w:rPr>
+        <w:t xml:space="preserve"> </w:t>
+      </w:r>
+      <w:r>
+        <w:rPr>
+          <w:sz w:val="20"/>
+        </w:rPr>
+        <w:t>API</w:t>
+      </w:r>
+      <w:r>
+        <w:rPr>
+          <w:spacing w:val="-4"/>
+          <w:sz w:val="20"/>
+        </w:rPr>
+        <w:t xml:space="preserve"> </w:t>
+      </w:r>
+      <w:r>
+        <w:rPr>
+          <w:sz w:val="20"/>
+        </w:rPr>
+        <w:t>integrations,</w:t>
+      </w:r>
+      <w:r>
+        <w:rPr>
+          <w:spacing w:val="-4"/>
+          <w:sz w:val="20"/>
+        </w:rPr>
+        <w:t xml:space="preserve"> </w:t>
+      </w:r>
+      <w:r>
+        <w:rPr>
+          <w:sz w:val="20"/>
+        </w:rPr>
+        <w:t>streamlining</w:t>
+      </w:r>
+      <w:r>
+        <w:rPr>
+          <w:spacing w:val="-4"/>
+          <w:sz w:val="20"/>
+        </w:rPr>
+        <w:t xml:space="preserve"> </w:t>
+      </w:r>
+      <w:r>
+        <w:rPr>
+          <w:sz w:val="20"/>
+        </w:rPr>
+        <w:t>workflows</w:t>
       </w:r>
       <w:r>
         <w:rPr>
@@ -4689,85 +4735,46 @@
         <w:rPr>
           <w:sz w:val="20"/>
         </w:rPr>
-        <w:t>ML</w:t>
-      </w:r>
-      <w:r>
-        <w:rPr>
-          <w:spacing w:val="-4"/>
-          <w:sz w:val="20"/>
-        </w:rPr>
-        <w:t xml:space="preserve"> </w:t>
-      </w:r>
-      <w:r>
-        <w:rPr>
-          <w:sz w:val="20"/>
-        </w:rPr>
-        <w:t>techniques,</w:t>
-      </w:r>
-      <w:r>
-        <w:rPr>
-          <w:spacing w:val="-4"/>
-          <w:sz w:val="20"/>
-        </w:rPr>
-        <w:t xml:space="preserve"> </w:t>
-      </w:r>
-      <w:r>
-        <w:rPr>
-          <w:sz w:val="20"/>
-        </w:rPr>
-        <w:t>including</w:t>
-      </w:r>
-      <w:r>
-        <w:rPr>
-          <w:spacing w:val="-4"/>
-          <w:sz w:val="20"/>
-        </w:rPr>
-        <w:t xml:space="preserve"> </w:t>
-      </w:r>
-      <w:r>
-        <w:rPr>
-          <w:sz w:val="20"/>
-        </w:rPr>
-        <w:t>time</w:t>
-      </w:r>
-      <w:r>
-        <w:rPr>
-          <w:spacing w:val="-4"/>
-          <w:sz w:val="20"/>
-        </w:rPr>
-        <w:t xml:space="preserve"> </w:t>
-      </w:r>
-      <w:r>
-        <w:rPr>
-          <w:sz w:val="20"/>
-        </w:rPr>
-        <w:t>series</w:t>
-      </w:r>
-      <w:r>
-        <w:rPr>
-          <w:spacing w:val="-4"/>
-          <w:sz w:val="20"/>
-        </w:rPr>
-        <w:t xml:space="preserve"> </w:t>
-      </w:r>
-      <w:r>
-        <w:rPr>
-          <w:sz w:val="20"/>
-        </w:rPr>
-        <w:t>and</w:t>
-      </w:r>
-      <w:r>
-        <w:rPr>
-          <w:spacing w:val="-4"/>
-          <w:sz w:val="20"/>
-        </w:rPr>
-        <w:t xml:space="preserve"> </w:t>
-      </w:r>
-      <w:r>
-        <w:rPr>
-          <w:sz w:val="20"/>
-        </w:rPr>
-        <w:t>classification, to enhance forecasting accuracy.</w:t>
+        <w:t>reducing</w:t>
+      </w:r>
+      <w:r>
+        <w:rPr>
+          <w:spacing w:val="-4"/>
+          <w:sz w:val="20"/>
+        </w:rPr>
+        <w:t xml:space="preserve"> </w:t>
+      </w:r>
+      <w:r>
+        <w:rPr>
+          <w:sz w:val="20"/>
+        </w:rPr>
+        <w:t>operational</w:t>
+      </w:r>
+      <w:r>
+        <w:rPr>
+          <w:spacing w:val="-4"/>
+          <w:sz w:val="20"/>
+        </w:rPr>
+        <w:t xml:space="preserve"> </w:t>
+      </w:r>
+      <w:r>
+        <w:rPr>
+          <w:sz w:val="20"/>
+        </w:rPr>
+        <w:t>overhead,</w:t>
+      </w:r>
+      <w:r>
+        <w:rPr>
+          <w:spacing w:val="-4"/>
+          <w:sz w:val="20"/>
+        </w:rPr>
+        <w:t xml:space="preserve"> </w:t>
+      </w:r>
+      <w:r>
+        <w:rPr>
+          <w:sz w:val="20"/>
+        </w:rPr>
+        <w:t>demonstrating expertise in workflow automation.</w:t>
       </w:r>
     </w:p>
     <w:p>
@@ -4791,33 +4798,59 @@
         <w:rPr>
           <w:sz w:val="20"/>
         </w:rPr>
-        <w:t>Developed</w:t>
-      </w:r>
-      <w:r>
-        <w:rPr>
-          <w:spacing w:val="-4"/>
-          <w:sz w:val="20"/>
-        </w:rPr>
-        <w:t xml:space="preserve"> </w:t>
-      </w:r>
-      <w:r>
-        <w:rPr>
-          <w:sz w:val="20"/>
-        </w:rPr>
-        <w:t>automation</w:t>
-      </w:r>
-      <w:r>
-        <w:rPr>
-          <w:spacing w:val="-4"/>
-          <w:sz w:val="20"/>
-        </w:rPr>
-        <w:t xml:space="preserve"> </w:t>
-      </w:r>
-      <w:r>
-        <w:rPr>
-          <w:sz w:val="20"/>
-        </w:rPr>
-        <w:t>tools</w:t>
+        <w:t>Processed</w:t>
+      </w:r>
+      <w:r>
+        <w:rPr>
+          <w:spacing w:val="-4"/>
+          <w:sz w:val="20"/>
+        </w:rPr>
+        <w:t xml:space="preserve"> </w:t>
+      </w:r>
+      <w:r>
+        <w:rPr>
+          <w:sz w:val="20"/>
+        </w:rPr>
+        <w:t>and</w:t>
+      </w:r>
+      <w:r>
+        <w:rPr>
+          <w:spacing w:val="-4"/>
+          <w:sz w:val="20"/>
+        </w:rPr>
+        <w:t xml:space="preserve"> </w:t>
+      </w:r>
+      <w:r>
+        <w:rPr>
+          <w:sz w:val="20"/>
+        </w:rPr>
+        <w:t>optimized</w:t>
+      </w:r>
+      <w:r>
+        <w:rPr>
+          <w:spacing w:val="-4"/>
+          <w:sz w:val="20"/>
+        </w:rPr>
+        <w:t xml:space="preserve"> </w:t>
+      </w:r>
+      <w:r>
+        <w:rPr>
+          <w:sz w:val="20"/>
+        </w:rPr>
+        <w:t>large</w:t>
+      </w:r>
+      <w:r>
+        <w:rPr>
+          <w:spacing w:val="-4"/>
+          <w:sz w:val="20"/>
+        </w:rPr>
+        <w:t xml:space="preserve"> </w:t>
+      </w:r>
+      <w:r>
+        <w:rPr>
+          <w:sz w:val="20"/>
+        </w:rPr>
+        <w:t>datasets</w:t>
       </w:r>
       <w:r>
         <w:rPr>
@@ -4843,59 +4876,7 @@
         <w:rPr>
           <w:sz w:val="20"/>
         </w:rPr>
-        <w:t>Python,</w:t>
-      </w:r>
-      <w:r>
-        <w:rPr>
-          <w:spacing w:val="-4"/>
-          <w:sz w:val="20"/>
-        </w:rPr>
-        <w:t xml:space="preserve"> </w:t>
-      </w:r>
-      <w:r>
-        <w:rPr>
-          <w:sz w:val="20"/>
-        </w:rPr>
-        <w:t>integrating</w:t>
-      </w:r>
-      <w:r>
-        <w:rPr>
-          <w:spacing w:val="-4"/>
-          <w:sz w:val="20"/>
-        </w:rPr>
-        <w:t xml:space="preserve"> </w:t>
-      </w:r>
-      <w:r>
-        <w:rPr>
-          <w:sz w:val="20"/>
-        </w:rPr>
-        <w:t>APIs</w:t>
-      </w:r>
-      <w:r>
-        <w:rPr>
-          <w:spacing w:val="-4"/>
-          <w:sz w:val="20"/>
-        </w:rPr>
-        <w:t xml:space="preserve"> </w:t>
-      </w:r>
-      <w:r>
-        <w:rPr>
-          <w:sz w:val="20"/>
-        </w:rPr>
-        <w:t>for</w:t>
-      </w:r>
-      <w:r>
-        <w:rPr>
-          <w:spacing w:val="-4"/>
-          <w:sz w:val="20"/>
-        </w:rPr>
-        <w:t xml:space="preserve"> </w:t>
-      </w:r>
-      <w:r>
-        <w:rPr>
-          <w:sz w:val="20"/>
-        </w:rPr>
-        <w:t>communication</w:t>
+        <w:t>Pandas</w:t>
       </w:r>
       <w:r>
         <w:rPr>
@@ -4921,20 +4902,46 @@
         <w:rPr>
           <w:sz w:val="20"/>
         </w:rPr>
-        <w:t>data</w:t>
-      </w:r>
-      <w:r>
-        <w:rPr>
-          <w:spacing w:val="-4"/>
-          <w:sz w:val="20"/>
-        </w:rPr>
-        <w:t xml:space="preserve"> </w:t>
-      </w:r>
-      <w:r>
-        <w:rPr>
-          <w:sz w:val="20"/>
-        </w:rPr>
-        <w:t>handling to streamline operational workflows.</w:t>
+        <w:t>NumPy,</w:t>
+      </w:r>
+      <w:r>
+        <w:rPr>
+          <w:spacing w:val="-4"/>
+          <w:sz w:val="20"/>
+        </w:rPr>
+        <w:t xml:space="preserve"> </w:t>
+      </w:r>
+      <w:r>
+        <w:rPr>
+          <w:sz w:val="20"/>
+        </w:rPr>
+        <w:t>preparing</w:t>
+      </w:r>
+      <w:r>
+        <w:rPr>
+          <w:spacing w:val="-4"/>
+          <w:sz w:val="20"/>
+        </w:rPr>
+        <w:t xml:space="preserve"> </w:t>
+      </w:r>
+      <w:r>
+        <w:rPr>
+          <w:sz w:val="20"/>
+        </w:rPr>
+        <w:t>time-series</w:t>
+      </w:r>
+      <w:r>
+        <w:rPr>
+          <w:spacing w:val="-4"/>
+          <w:sz w:val="20"/>
+        </w:rPr>
+        <w:t xml:space="preserve"> </w:t>
+      </w:r>
+      <w:r>
+        <w:rPr>
+          <w:sz w:val="20"/>
+        </w:rPr>
+        <w:t>data for scalable machine learning pipelines and RAG systems.</w:t>
       </w:r>
     </w:p>
     <w:p>
@@ -4973,7 +4980,7 @@
         <w:rPr>
           <w:sz w:val="20"/>
         </w:rPr>
-        <w:t>Processed</w:t>
+        <w:t>Designed</w:t>
       </w:r>
       <w:r>
         <w:rPr>
@@ -4999,59 +5006,124 @@
         <w:rPr>
           <w:sz w:val="20"/>
         </w:rPr>
-        <w:t>prepared</w:t>
-      </w:r>
-      <w:r>
-        <w:rPr>
-          <w:spacing w:val="-5"/>
-          <w:sz w:val="20"/>
-        </w:rPr>
-        <w:t xml:space="preserve"> </w:t>
-      </w:r>
-      <w:r>
-        <w:rPr>
-          <w:sz w:val="20"/>
-        </w:rPr>
-        <w:t>large</w:t>
-      </w:r>
-      <w:r>
-        <w:rPr>
-          <w:spacing w:val="-5"/>
-          <w:sz w:val="20"/>
-        </w:rPr>
-        <w:t xml:space="preserve"> </w:t>
-      </w:r>
-      <w:r>
-        <w:rPr>
-          <w:sz w:val="20"/>
-        </w:rPr>
-        <w:t>datasets</w:t>
-      </w:r>
-      <w:r>
-        <w:rPr>
-          <w:spacing w:val="-5"/>
-          <w:sz w:val="20"/>
-        </w:rPr>
-        <w:t xml:space="preserve"> </w:t>
-      </w:r>
-      <w:r>
-        <w:rPr>
-          <w:sz w:val="20"/>
-        </w:rPr>
-        <w:t>using</w:t>
-      </w:r>
-      <w:r>
-        <w:rPr>
-          <w:spacing w:val="-5"/>
-          <w:sz w:val="20"/>
-        </w:rPr>
-        <w:t xml:space="preserve"> </w:t>
-      </w:r>
-      <w:r>
-        <w:rPr>
-          <w:sz w:val="20"/>
-        </w:rPr>
-        <w:t>Pandas</w:t>
+        <w:t>implemented</w:t>
+      </w:r>
+      <w:r>
+        <w:rPr>
+          <w:spacing w:val="-5"/>
+          <w:sz w:val="20"/>
+        </w:rPr>
+        <w:t xml:space="preserve"> </w:t>
+      </w:r>
+      <w:r>
+        <w:rPr>
+          <w:sz w:val="20"/>
+        </w:rPr>
+        <w:t>end-to-end</w:t>
+      </w:r>
+      <w:r>
+        <w:rPr>
+          <w:spacing w:val="-5"/>
+          <w:sz w:val="20"/>
+        </w:rPr>
+        <w:t xml:space="preserve"> </w:t>
+      </w:r>
+      <w:r>
+        <w:rPr>
+          <w:sz w:val="20"/>
+        </w:rPr>
+        <w:t>data</w:t>
+      </w:r>
+      <w:r>
+        <w:rPr>
+          <w:spacing w:val="-5"/>
+          <w:sz w:val="20"/>
+        </w:rPr>
+        <w:t xml:space="preserve"> </w:t>
+      </w:r>
+      <w:r>
+        <w:rPr>
+          <w:sz w:val="20"/>
+        </w:rPr>
+        <w:t>workflows,</w:t>
+      </w:r>
+      <w:r>
+        <w:rPr>
+          <w:spacing w:val="-5"/>
+          <w:sz w:val="20"/>
+        </w:rPr>
+        <w:t xml:space="preserve"> </w:t>
+      </w:r>
+      <w:r>
+        <w:rPr>
+          <w:sz w:val="20"/>
+        </w:rPr>
+        <w:t>encompassing</w:t>
+      </w:r>
+      <w:r>
+        <w:rPr>
+          <w:spacing w:val="-5"/>
+          <w:sz w:val="20"/>
+        </w:rPr>
+        <w:t xml:space="preserve"> </w:t>
+      </w:r>
+      <w:r>
+        <w:rPr>
+          <w:sz w:val="20"/>
+        </w:rPr>
+        <w:t>data</w:t>
+      </w:r>
+      <w:r>
+        <w:rPr>
+          <w:spacing w:val="-5"/>
+          <w:sz w:val="20"/>
+        </w:rPr>
+        <w:t xml:space="preserve"> </w:t>
+      </w:r>
+      <w:r>
+        <w:rPr>
+          <w:sz w:val="20"/>
+        </w:rPr>
+        <w:t>collection,</w:t>
+      </w:r>
+      <w:r>
+        <w:rPr>
+          <w:spacing w:val="-5"/>
+          <w:sz w:val="20"/>
+        </w:rPr>
+        <w:t xml:space="preserve"> </w:t>
+      </w:r>
+      <w:r>
+        <w:rPr>
+          <w:sz w:val="20"/>
+        </w:rPr>
+        <w:t>transformation,</w:t>
+      </w:r>
+      <w:r>
+        <w:rPr>
+          <w:spacing w:val="-5"/>
+          <w:sz w:val="20"/>
+        </w:rPr>
+        <w:t xml:space="preserve"> </w:t>
+      </w:r>
+      <w:r>
+        <w:rPr>
+          <w:sz w:val="20"/>
+        </w:rPr>
+        <w:t>feature</w:t>
+      </w:r>
+      <w:r>
+        <w:rPr>
+          <w:spacing w:val="-5"/>
+          <w:sz w:val="20"/>
+        </w:rPr>
+        <w:t xml:space="preserve"> </w:t>
+      </w:r>
+      <w:r>
+        <w:rPr>
+          <w:sz w:val="20"/>
+        </w:rPr>
+        <w:t>engineering,</w:t>
       </w:r>
       <w:r>
         <w:rPr>
@@ -5077,72 +5149,7 @@
         <w:rPr>
           <w:sz w:val="20"/>
         </w:rPr>
-        <w:t>NumPy,</w:t>
-      </w:r>
-      <w:r>
-        <w:rPr>
-          <w:spacing w:val="-5"/>
-          <w:sz w:val="20"/>
-        </w:rPr>
-        <w:t xml:space="preserve"> </w:t>
-      </w:r>
-      <w:r>
-        <w:rPr>
-          <w:sz w:val="20"/>
-        </w:rPr>
-        <w:t>enabling</w:t>
-      </w:r>
-      <w:r>
-        <w:rPr>
-          <w:spacing w:val="-5"/>
-          <w:sz w:val="20"/>
-        </w:rPr>
-        <w:t xml:space="preserve"> </w:t>
-      </w:r>
-      <w:r>
-        <w:rPr>
-          <w:sz w:val="20"/>
-        </w:rPr>
-        <w:t>efficient</w:t>
-      </w:r>
-      <w:r>
-        <w:rPr>
-          <w:spacing w:val="-5"/>
-          <w:sz w:val="20"/>
-        </w:rPr>
-        <w:t xml:space="preserve"> </w:t>
-      </w:r>
-      <w:r>
-        <w:rPr>
-          <w:sz w:val="20"/>
-        </w:rPr>
-        <w:t>downstream</w:t>
-      </w:r>
-      <w:r>
-        <w:rPr>
-          <w:spacing w:val="-5"/>
-          <w:sz w:val="20"/>
-        </w:rPr>
-        <w:t xml:space="preserve"> </w:t>
-      </w:r>
-      <w:r>
-        <w:rPr>
-          <w:sz w:val="20"/>
-        </w:rPr>
-        <w:t>machine</w:t>
-      </w:r>
-      <w:r>
-        <w:rPr>
-          <w:spacing w:val="-5"/>
-          <w:sz w:val="20"/>
-        </w:rPr>
-        <w:t xml:space="preserve"> </w:t>
-      </w:r>
-      <w:r>
-        <w:rPr>
-          <w:sz w:val="20"/>
-        </w:rPr>
-        <w:t>learning applications.</w:t>
+        <w:t>deployment for AI applications.</w:t>
       </w:r>
     </w:p>
     <w:p>
@@ -5166,98 +5173,137 @@
         <w:rPr>
           <w:sz w:val="20"/>
         </w:rPr>
-        <w:t>Designed</w:t>
-      </w:r>
-      <w:r>
-        <w:rPr>
-          <w:spacing w:val="-4"/>
-          <w:sz w:val="20"/>
-        </w:rPr>
-        <w:t xml:space="preserve"> </w:t>
-      </w:r>
-      <w:r>
-        <w:rPr>
-          <w:sz w:val="20"/>
-        </w:rPr>
-        <w:t>comprehensive</w:t>
-      </w:r>
-      <w:r>
-        <w:rPr>
-          <w:spacing w:val="-4"/>
-          <w:sz w:val="20"/>
-        </w:rPr>
-        <w:t xml:space="preserve"> </w:t>
-      </w:r>
-      <w:r>
-        <w:rPr>
-          <w:sz w:val="20"/>
-        </w:rPr>
-        <w:t>data</w:t>
-      </w:r>
-      <w:r>
-        <w:rPr>
-          <w:spacing w:val="-4"/>
-          <w:sz w:val="20"/>
-        </w:rPr>
-        <w:t xml:space="preserve"> </w:t>
-      </w:r>
-      <w:r>
-        <w:rPr>
-          <w:sz w:val="20"/>
-        </w:rPr>
-        <w:t>workflows</w:t>
-      </w:r>
-      <w:r>
-        <w:rPr>
-          <w:spacing w:val="-4"/>
-          <w:sz w:val="20"/>
-        </w:rPr>
-        <w:t xml:space="preserve"> </w:t>
-      </w:r>
-      <w:r>
-        <w:rPr>
-          <w:sz w:val="20"/>
-        </w:rPr>
-        <w:t>encompassing</w:t>
-      </w:r>
-      <w:r>
-        <w:rPr>
-          <w:spacing w:val="-4"/>
-          <w:sz w:val="20"/>
-        </w:rPr>
-        <w:t xml:space="preserve"> </w:t>
-      </w:r>
-      <w:r>
-        <w:rPr>
-          <w:sz w:val="20"/>
-        </w:rPr>
-        <w:t>collection,</w:t>
-      </w:r>
-      <w:r>
-        <w:rPr>
-          <w:spacing w:val="-4"/>
-          <w:sz w:val="20"/>
-        </w:rPr>
-        <w:t xml:space="preserve"> </w:t>
-      </w:r>
-      <w:r>
-        <w:rPr>
-          <w:sz w:val="20"/>
-        </w:rPr>
-        <w:t>cleaning,</w:t>
-      </w:r>
-      <w:r>
-        <w:rPr>
-          <w:spacing w:val="-4"/>
-          <w:sz w:val="20"/>
-        </w:rPr>
-        <w:t xml:space="preserve"> </w:t>
-      </w:r>
-      <w:r>
-        <w:rPr>
-          <w:sz w:val="20"/>
-        </w:rPr>
-        <w:t>transformation,</w:t>
+        <w:t>Enhanced</w:t>
+      </w:r>
+      <w:r>
+        <w:rPr>
+          <w:spacing w:val="-4"/>
+          <w:sz w:val="20"/>
+        </w:rPr>
+        <w:t xml:space="preserve"> </w:t>
+      </w:r>
+      <w:r>
+        <w:rPr>
+          <w:sz w:val="20"/>
+        </w:rPr>
+        <w:t>operational</w:t>
+      </w:r>
+      <w:r>
+        <w:rPr>
+          <w:spacing w:val="-4"/>
+          <w:sz w:val="20"/>
+        </w:rPr>
+        <w:t xml:space="preserve"> </w:t>
+      </w:r>
+      <w:r>
+        <w:rPr>
+          <w:sz w:val="20"/>
+        </w:rPr>
+        <w:t>efficiency</w:t>
+      </w:r>
+      <w:r>
+        <w:rPr>
+          <w:spacing w:val="-4"/>
+          <w:sz w:val="20"/>
+        </w:rPr>
+        <w:t xml:space="preserve"> </w:t>
+      </w:r>
+      <w:r>
+        <w:rPr>
+          <w:sz w:val="20"/>
+        </w:rPr>
+        <w:t>by</w:t>
+      </w:r>
+      <w:r>
+        <w:rPr>
+          <w:spacing w:val="-4"/>
+          <w:sz w:val="20"/>
+        </w:rPr>
+        <w:t xml:space="preserve"> </w:t>
+      </w:r>
+      <w:r>
+        <w:rPr>
+          <w:sz w:val="20"/>
+        </w:rPr>
+        <w:t>building</w:t>
+      </w:r>
+      <w:r>
+        <w:rPr>
+          <w:spacing w:val="-4"/>
+          <w:sz w:val="20"/>
+        </w:rPr>
+        <w:t xml:space="preserve"> </w:t>
+      </w:r>
+      <w:r>
+        <w:rPr>
+          <w:sz w:val="20"/>
+        </w:rPr>
+        <w:t>automation</w:t>
+      </w:r>
+      <w:r>
+        <w:rPr>
+          <w:spacing w:val="-4"/>
+          <w:sz w:val="20"/>
+        </w:rPr>
+        <w:t xml:space="preserve"> </w:t>
+      </w:r>
+      <w:r>
+        <w:rPr>
+          <w:sz w:val="20"/>
+        </w:rPr>
+        <w:t>systems,</w:t>
+      </w:r>
+      <w:r>
+        <w:rPr>
+          <w:spacing w:val="-4"/>
+          <w:sz w:val="20"/>
+        </w:rPr>
+        <w:t xml:space="preserve"> </w:t>
+      </w:r>
+      <w:r>
+        <w:rPr>
+          <w:sz w:val="20"/>
+        </w:rPr>
+        <w:t>showcasing</w:t>
+      </w:r>
+      <w:r>
+        <w:rPr>
+          <w:spacing w:val="-4"/>
+          <w:sz w:val="20"/>
+        </w:rPr>
+        <w:t xml:space="preserve"> </w:t>
+      </w:r>
+      <w:r>
+        <w:rPr>
+          <w:sz w:val="20"/>
+        </w:rPr>
+        <w:t>a</w:t>
+      </w:r>
+      <w:r>
+        <w:rPr>
+          <w:spacing w:val="-4"/>
+          <w:sz w:val="20"/>
+        </w:rPr>
+        <w:t xml:space="preserve"> </w:t>
+      </w:r>
+      <w:r>
+        <w:rPr>
+          <w:sz w:val="20"/>
+        </w:rPr>
+        <w:t>product-focused</w:t>
+      </w:r>
+      <w:r>
+        <w:rPr>
+          <w:spacing w:val="-4"/>
+          <w:sz w:val="20"/>
+        </w:rPr>
+        <w:t xml:space="preserve"> </w:t>
+      </w:r>
+      <w:r>
+        <w:rPr>
+          <w:sz w:val="20"/>
+        </w:rPr>
+        <w:t>mindset</w:t>
       </w:r>
       <w:r>
         <w:rPr>
@@ -5283,53 +5329,14 @@
         <w:rPr>
           <w:sz w:val="20"/>
         </w:rPr>
-        <w:t>feature</w:t>
-      </w:r>
-      <w:r>
-        <w:rPr>
-          <w:spacing w:val="-4"/>
-          <w:sz w:val="20"/>
-        </w:rPr>
-        <w:t xml:space="preserve"> </w:t>
-      </w:r>
-      <w:r>
-        <w:rPr>
-          <w:sz w:val="20"/>
-        </w:rPr>
-        <w:t>engineering</w:t>
-      </w:r>
-      <w:r>
-        <w:rPr>
-          <w:spacing w:val="-4"/>
-          <w:sz w:val="20"/>
-        </w:rPr>
-        <w:t xml:space="preserve"> </w:t>
-      </w:r>
-      <w:r>
-        <w:rPr>
-          <w:sz w:val="20"/>
-        </w:rPr>
-        <w:t>to</w:t>
-      </w:r>
-      <w:r>
-        <w:rPr>
-          <w:spacing w:val="-4"/>
-          <w:sz w:val="20"/>
-        </w:rPr>
-        <w:t xml:space="preserve"> </w:t>
-      </w:r>
-      <w:r>
-        <w:rPr>
-          <w:sz w:val="20"/>
-        </w:rPr>
-        <w:t>support</w:t>
+        <w:t>ensuring</w:t>
       </w:r>
       <w:r>
         <w:rPr>
           <w:spacing w:val="-2"/>
           <w:sz w:val="20"/>
         </w:rPr>
-        <w:t>AI-driven analysis.</w:t>
+        <w:t>adoption across teams.</w:t>
       </w:r>
     </w:p>
     <w:p>
@@ -5711,7 +5718,7 @@
       </w:r>
       <w:r>
         <w:rPr/>
-        <w:t>LLM Inference Optimization, LangChain, Fine-Tuning (LoRA, QLoRA, PEFT), RAG Architectures, OpenAI, Claude/Anthropic, LLaMA, Mistral, Hugging Face, VLLM, Prompt Engineering, Agentic AI, FAISS, ChromaDB, Pinecone, PG-Vector.</w:t>
+        <w:t>LangChain, RAG Architectures, Fine-Tuning (LoRA, QLoRA, PEFT), Prompt Engineering, Agentic AI, OpenAI, Claude/Anthropic, LLaMA, Mistral, Hugging Face, FAISS, ChromaDB, Pinecone, VLLM, PG-Vector.</w:t>
       </w:r>
       <w:r>
         <w:rPr>
@@ -5864,7 +5871,7 @@
       </w:r>
       <w:r>
         <w:rPr/>
-        <w:t>Python, Transformers, PyTorch, scikit-learn, Model Optimization, RNNs, LSTM, Deep Learning, Computer Vision, Feature Engineering, Pandas, NumPy, CUDA, FastAPI, PySpark.</w:t>
+        <w:t>Python, PyTorch, Deep Learning, Transformers, Model Optimization, scikit-learn, RNNs, LSTM, Computer Vision, CUDA, Feature Engineering, FastAPI, Pandas, NumPy, PySpark.</w:t>
       </w:r>
       <w:r>
         <w:rPr>
@@ -6257,7 +6264,7 @@
       </w:r>
       <w:r>
         <w:rPr/>
-        <w:t>ChromaDB, ETL/ELT Pipelines, SQL (JOINs, CTEs, Window Functions), PySpark, PostgreSQL, Data Warehousing, Data Quality Automation, Power BI, Amazon QuickSight.</w:t>
+        <w:t>ETL/ELT Pipelines, SQL (JOINs, CTEs, Window Functions), Data Warehousing, Data Quality Automation, PySpark, PostgreSQL, ChromaDB, Power BI, Amazon QuickSight.</w:t>
       </w:r>
       <w:r>
         <w:rPr>
